--- a/docs/EQB Features.docx
+++ b/docs/EQB Features.docx
@@ -6,7 +6,6 @@
       <w:pPr>
         <w:pStyle w:val="Heading1"/>
       </w:pPr>
-      <w:bookmarkStart w:id="0" w:name="unipastq-eqb-all-features-plain-language"/>
       <w:r>
         <w:t>UniPastQ / EQB — All Features (Plain Language)</w:t>
       </w:r>
@@ -20,17 +19,9 @@
       </w:r>
     </w:p>
     <w:p>
-      <w:r>
-        <w:pict w14:anchorId="3D16D3BF">
-          <v:rect id="_x0000_i1025" style="width:0;height:1.5pt" o:hralign="center" o:hrstd="t" o:hr="t"/>
-        </w:pict>
-      </w:r>
-    </w:p>
-    <w:p>
       <w:pPr>
         <w:pStyle w:val="Heading2"/>
       </w:pPr>
-      <w:bookmarkStart w:id="1" w:name="how-it-works-a-self-sustaining-system"/>
       <w:r>
         <w:t>How It Works — A Self-Sustaining System</w:t>
       </w:r>
@@ -40,17 +31,7 @@
         <w:pStyle w:val="FirstParagraph"/>
       </w:pPr>
       <w:r>
-        <w:t xml:space="preserve">This platform is designed to be </w:t>
-      </w:r>
-      <w:r>
-        <w:rPr>
-          <w:b/>
-          <w:bCs/>
-        </w:rPr>
-        <w:t>self-sustaining</w:t>
-      </w:r>
-      <w:r>
-        <w:t>: it grows and thrives entirely through student contributions.</w:t>
+        <w:t>This platform is designed to be self-sustaining: it grows and thrives entirely through student contributions.</w:t>
       </w:r>
     </w:p>
     <w:p>
@@ -58,28 +39,13 @@
         <w:pStyle w:val="BodyText"/>
       </w:pPr>
       <w:r>
-        <w:rPr>
-          <w:b/>
-          <w:bCs/>
-        </w:rPr>
-        <w:t>The core idea:</w:t>
-      </w:r>
-      <w:r>
-        <w:t xml:space="preserve"> Every student benefits from past questions, but past questions only exist if students share them. So the platform enforces a simple rule — </w:t>
-      </w:r>
-      <w:r>
-        <w:rPr>
-          <w:i/>
-          <w:iCs/>
-        </w:rPr>
-        <w:t>if you want to access questions, you must also contribute questions.</w:t>
-      </w:r>
-    </w:p>
-    <w:p>
-      <w:pPr>
-        <w:pStyle w:val="Heading3"/>
-      </w:pPr>
-      <w:bookmarkStart w:id="2" w:name="the-contribution-cycle"/>
+        <w:t>The core idea: Every student benefits from past questions, but past questions only exist if students share them. So the platform enforces a simple rule — if you want to access questions, you must also contribute questions.</w:t>
+      </w:r>
+    </w:p>
+    <w:p>
+      <w:pPr>
+        <w:pStyle w:val="Heading3"/>
+      </w:pPr>
       <w:r>
         <w:t>The Contribution Cycle</w:t>
       </w:r>
@@ -87,54 +53,22 @@
     <w:p>
       <w:pPr>
         <w:pStyle w:val="Compact"/>
-        <w:numPr>
-          <w:ilvl w:val="0"/>
-          <w:numId w:val="1"/>
-        </w:numPr>
-      </w:pPr>
-      <w:r>
-        <w:t xml:space="preserve">A student joins the platform and gets a </w:t>
-      </w:r>
-      <w:r>
-        <w:rPr>
-          <w:b/>
-          <w:bCs/>
-        </w:rPr>
-        <w:t>grace period</w:t>
-      </w:r>
-      <w:r>
-        <w:t xml:space="preserve"> to explore.</w:t>
-      </w:r>
-    </w:p>
-    <w:p>
-      <w:pPr>
-        <w:pStyle w:val="Compact"/>
-        <w:numPr>
-          <w:ilvl w:val="0"/>
-          <w:numId w:val="1"/>
-        </w:numPr>
-      </w:pPr>
-      <w:r>
-        <w:t xml:space="preserve">After that period, if they haven’t uploaded any past question papers, their access is </w:t>
-      </w:r>
-      <w:r>
-        <w:rPr>
-          <w:b/>
-          <w:bCs/>
-        </w:rPr>
-        <w:t>paused</w:t>
-      </w:r>
-      <w:r>
-        <w:t xml:space="preserve"> (they see an “Upload Wall”).</w:t>
-      </w:r>
-    </w:p>
-    <w:p>
-      <w:pPr>
-        <w:pStyle w:val="Compact"/>
-        <w:numPr>
-          <w:ilvl w:val="0"/>
-          <w:numId w:val="1"/>
-        </w:numPr>
+      </w:pPr>
+      <w:r>
+        <w:t>A student joins the platform and gets a grace period to explore.</w:t>
+      </w:r>
+    </w:p>
+    <w:p>
+      <w:pPr>
+        <w:pStyle w:val="Compact"/>
+      </w:pPr>
+      <w:r>
+        <w:t>After that period, if they haven’t uploaded any past question papers, their access is paused (they see an “Upload Wall”).</w:t>
+      </w:r>
+    </w:p>
+    <w:p>
+      <w:pPr>
+        <w:pStyle w:val="Compact"/>
       </w:pPr>
       <w:r>
         <w:t>To regain access, they upload at least one past exam paper from their collection.</w:t>
@@ -143,32 +77,14 @@
     <w:p>
       <w:pPr>
         <w:pStyle w:val="Compact"/>
-        <w:numPr>
-          <w:ilvl w:val="0"/>
-          <w:numId w:val="1"/>
-        </w:numPr>
-      </w:pPr>
-      <w:r>
-        <w:t xml:space="preserve">Their upload is </w:t>
-      </w:r>
-      <w:r>
-        <w:rPr>
-          <w:b/>
-          <w:bCs/>
-        </w:rPr>
-        <w:t>AI-moderated</w:t>
-      </w:r>
-      <w:r>
-        <w:t xml:space="preserve"> to ensure quality, then published for everyone.</w:t>
-      </w:r>
-    </w:p>
-    <w:p>
-      <w:pPr>
-        <w:pStyle w:val="Compact"/>
-        <w:numPr>
-          <w:ilvl w:val="0"/>
-          <w:numId w:val="1"/>
-        </w:numPr>
+      </w:pPr>
+      <w:r>
+        <w:t>Their upload is AI-moderated to ensure quality, then published for everyone.</w:t>
+      </w:r>
+    </w:p>
+    <w:p>
+      <w:pPr>
+        <w:pStyle w:val="Compact"/>
       </w:pPr>
       <w:r>
         <w:t>They can now browse and download freely — until the next obligation window expires.</w:t>
@@ -177,28 +93,15 @@
     <w:p>
       <w:pPr>
         <w:pStyle w:val="Compact"/>
-        <w:numPr>
-          <w:ilvl w:val="0"/>
-          <w:numId w:val="1"/>
-        </w:numPr>
-      </w:pPr>
-      <w:r>
-        <w:t xml:space="preserve">This cycle repeats: </w:t>
-      </w:r>
-      <w:r>
-        <w:rPr>
-          <w:b/>
-          <w:bCs/>
-        </w:rPr>
-        <w:t>to keep accessing, keep contributing.</w:t>
-      </w:r>
-    </w:p>
-    <w:p>
-      <w:pPr>
-        <w:pStyle w:val="Heading3"/>
-      </w:pPr>
-      <w:bookmarkStart w:id="3" w:name="why-this-works"/>
-      <w:bookmarkEnd w:id="2"/>
+      </w:pPr>
+      <w:r>
+        <w:t>This cycle repeats: to keep accessing, keep contributing.</w:t>
+      </w:r>
+    </w:p>
+    <w:p>
+      <w:pPr>
+        <w:pStyle w:val="Heading3"/>
+      </w:pPr>
       <w:r>
         <w:t>Why This Works</w:t>
       </w:r>
@@ -206,77 +109,33 @@
     <w:p>
       <w:pPr>
         <w:pStyle w:val="Compact"/>
-        <w:numPr>
-          <w:ilvl w:val="0"/>
-          <w:numId w:val="2"/>
-        </w:numPr>
-      </w:pPr>
-      <w:r>
-        <w:rPr>
-          <w:b/>
-          <w:bCs/>
-        </w:rPr>
-        <w:t>No central effort required:</w:t>
-      </w:r>
-      <w:r>
-        <w:t xml:space="preserve"> The admin team doesn’t need to source question papers. Students provide them organically.</w:t>
-      </w:r>
-    </w:p>
-    <w:p>
-      <w:pPr>
-        <w:pStyle w:val="Compact"/>
-        <w:numPr>
-          <w:ilvl w:val="0"/>
-          <w:numId w:val="2"/>
-        </w:numPr>
-      </w:pPr>
-      <w:r>
-        <w:rPr>
-          <w:b/>
-          <w:bCs/>
-        </w:rPr>
-        <w:t>Scales with users:</w:t>
-      </w:r>
-      <w:r>
-        <w:t xml:space="preserve"> The more students join, the more questions get uploaded, making the platform more valuable.</w:t>
-      </w:r>
-    </w:p>
-    <w:p>
-      <w:pPr>
-        <w:pStyle w:val="Compact"/>
-        <w:numPr>
-          <w:ilvl w:val="0"/>
-          <w:numId w:val="2"/>
-        </w:numPr>
-      </w:pPr>
-      <w:r>
-        <w:rPr>
-          <w:b/>
-          <w:bCs/>
-        </w:rPr>
-        <w:t>Quality through moderation:</w:t>
-      </w:r>
-      <w:r>
-        <w:t xml:space="preserve"> AI checks every upload for relevance and quality, so the archive stays useful.</w:t>
-      </w:r>
-    </w:p>
-    <w:p>
-      <w:pPr>
-        <w:pStyle w:val="Compact"/>
-        <w:numPr>
-          <w:ilvl w:val="0"/>
-          <w:numId w:val="2"/>
-        </w:numPr>
-      </w:pPr>
-      <w:r>
-        <w:rPr>
-          <w:b/>
-          <w:bCs/>
-        </w:rPr>
-        <w:t>Fairness:</w:t>
-      </w:r>
-      <w:r>
-        <w:t xml:space="preserve"> Every student who benefits also contributes — no freeloading.</w:t>
+      </w:pPr>
+      <w:r>
+        <w:t>No central effort required: The admin team doesn’t need to source question papers. Students provide them organically.</w:t>
+      </w:r>
+    </w:p>
+    <w:p>
+      <w:pPr>
+        <w:pStyle w:val="Compact"/>
+      </w:pPr>
+      <w:r>
+        <w:t>Scales with users: The more students join, the more questions get uploaded, making the platform more valuable.</w:t>
+      </w:r>
+    </w:p>
+    <w:p>
+      <w:pPr>
+        <w:pStyle w:val="Compact"/>
+      </w:pPr>
+      <w:r>
+        <w:t>Quality through moderation: AI checks every upload for relevance and quality, so the archive stays useful.</w:t>
+      </w:r>
+    </w:p>
+    <w:p>
+      <w:pPr>
+        <w:pStyle w:val="Compact"/>
+      </w:pPr>
+      <w:r>
+        <w:t>Fairness: Every student who benefits also contributes — no freeloading.</w:t>
       </w:r>
     </w:p>
     <w:p>
@@ -284,33 +143,13 @@
         <w:pStyle w:val="FirstParagraph"/>
       </w:pPr>
       <w:r>
-        <w:t xml:space="preserve">In short, the platform is built to </w:t>
-      </w:r>
-      <w:r>
-        <w:rPr>
-          <w:b/>
-          <w:bCs/>
-        </w:rPr>
-        <w:t>run itself</w:t>
-      </w:r>
-      <w:r>
-        <w:t>. The admin panel exists mainly for oversight and edge cases, but the day-to-day growth is driven entirely by the student community.</w:t>
-      </w:r>
-    </w:p>
-    <w:p>
-      <w:r>
-        <w:pict w14:anchorId="2FC61B5B">
-          <v:rect id="_x0000_i1026" style="width:0;height:1.5pt" o:hralign="center" o:hrstd="t" o:hr="t"/>
-        </w:pict>
+        <w:t>In short, the platform is built to run itself. The admin panel exists mainly for oversight and edge cases, but the day-to-day growth is driven entirely by the student community.</w:t>
       </w:r>
     </w:p>
     <w:p>
       <w:pPr>
         <w:pStyle w:val="Heading2"/>
       </w:pPr>
-      <w:bookmarkStart w:id="4" w:name="public-authentication-features"/>
-      <w:bookmarkEnd w:id="1"/>
-      <w:bookmarkEnd w:id="3"/>
       <w:r>
         <w:t>1. Public / Authentication Features</w:t>
       </w:r>
@@ -319,7 +158,6 @@
       <w:pPr>
         <w:pStyle w:val="Heading3"/>
       </w:pPr>
-      <w:bookmarkStart w:id="5" w:name="landing-page"/>
       <w:r>
         <w:t>Landing Page</w:t>
       </w:r>
@@ -327,10 +165,6 @@
     <w:p>
       <w:pPr>
         <w:pStyle w:val="Compact"/>
-        <w:numPr>
-          <w:ilvl w:val="0"/>
-          <w:numId w:val="3"/>
-        </w:numPr>
       </w:pPr>
       <w:r>
         <w:t>Anyone can visit the landing page and search for courses by name or course code.</w:t>
@@ -339,10 +173,6 @@
     <w:p>
       <w:pPr>
         <w:pStyle w:val="Compact"/>
-        <w:numPr>
-          <w:ilvl w:val="0"/>
-          <w:numId w:val="3"/>
-        </w:numPr>
       </w:pPr>
       <w:r>
         <w:t>No login required to browse course listings or search.</w:t>
@@ -352,124 +182,37 @@
       <w:pPr>
         <w:pStyle w:val="Heading3"/>
       </w:pPr>
-      <w:bookmarkStart w:id="6" w:name="registration-sign-up"/>
-      <w:bookmarkEnd w:id="5"/>
-      <w:r>
-        <w:lastRenderedPageBreak/>
+      <w:r>
         <w:t>Registration (Sign Up)</w:t>
       </w:r>
     </w:p>
     <w:p>
       <w:pPr>
         <w:pStyle w:val="Compact"/>
-        <w:numPr>
-          <w:ilvl w:val="0"/>
-          <w:numId w:val="4"/>
-        </w:numPr>
-      </w:pPr>
-      <w:r>
-        <w:t xml:space="preserve">Students register with their </w:t>
-      </w:r>
-      <w:r>
-        <w:rPr>
-          <w:b/>
-          <w:bCs/>
-        </w:rPr>
-        <w:t>university email address</w:t>
-      </w:r>
-      <w:r>
-        <w:t xml:space="preserve"> (e.g. </w:t>
-      </w:r>
-      <w:r>
-        <w:rPr>
-          <w:rStyle w:val="VerbatimChar"/>
-        </w:rPr>
-        <w:t>@my365.dmu.ac.uk</w:t>
-      </w:r>
-      <w:r>
-        <w:t xml:space="preserve">, </w:t>
-      </w:r>
-      <w:r>
-        <w:rPr>
-          <w:rStyle w:val="VerbatimChar"/>
-        </w:rPr>
-        <w:t>@stu.uk.edu.ng</w:t>
-      </w:r>
-      <w:r>
-        <w:t>).</w:t>
-      </w:r>
-    </w:p>
-    <w:p>
-      <w:pPr>
-        <w:pStyle w:val="Compact"/>
-        <w:numPr>
-          <w:ilvl w:val="0"/>
-          <w:numId w:val="4"/>
-        </w:numPr>
-      </w:pPr>
-      <w:r>
-        <w:t xml:space="preserve">They select their </w:t>
-      </w:r>
-      <w:r>
-        <w:rPr>
-          <w:b/>
-          <w:bCs/>
-        </w:rPr>
-        <w:t>faculty</w:t>
-      </w:r>
-      <w:r>
-        <w:t xml:space="preserve">, </w:t>
-      </w:r>
-      <w:r>
-        <w:rPr>
-          <w:b/>
-          <w:bCs/>
-        </w:rPr>
-        <w:t>programme of study</w:t>
-      </w:r>
-      <w:r>
-        <w:t xml:space="preserve">, and </w:t>
-      </w:r>
-      <w:r>
-        <w:rPr>
-          <w:b/>
-          <w:bCs/>
-        </w:rPr>
-        <w:t>current level</w:t>
-      </w:r>
-      <w:r>
-        <w:t xml:space="preserve"> (100–500/600).</w:t>
-      </w:r>
-    </w:p>
-    <w:p>
-      <w:pPr>
-        <w:pStyle w:val="Compact"/>
-        <w:numPr>
-          <w:ilvl w:val="0"/>
-          <w:numId w:val="4"/>
-        </w:numPr>
-      </w:pPr>
-      <w:r>
-        <w:t xml:space="preserve">After submitting the registration form, a </w:t>
-      </w:r>
-      <w:r>
-        <w:rPr>
-          <w:b/>
-          <w:bCs/>
-        </w:rPr>
-        <w:t>verification email</w:t>
-      </w:r>
-      <w:r>
-        <w:t xml:space="preserve"> is sent to their university inbox.</w:t>
-      </w:r>
-    </w:p>
-    <w:p>
-      <w:pPr>
-        <w:pStyle w:val="Compact"/>
-        <w:numPr>
-          <w:ilvl w:val="0"/>
-          <w:numId w:val="4"/>
-        </w:numPr>
+      </w:pPr>
+      <w:r>
+        <w:t>Students register with their university email address (e.g. @my365.dmu.ac.uk, @stu.uk.edu.ng).</w:t>
+      </w:r>
+    </w:p>
+    <w:p>
+      <w:pPr>
+        <w:pStyle w:val="Compact"/>
+      </w:pPr>
+      <w:r>
+        <w:t>They select their faculty, programme of study, and current level (100–500/600).</w:t>
+      </w:r>
+    </w:p>
+    <w:p>
+      <w:pPr>
+        <w:pStyle w:val="Compact"/>
+      </w:pPr>
+      <w:r>
+        <w:t>After submitting the registration form, a verification email is sent to their university inbox.</w:t>
+      </w:r>
+    </w:p>
+    <w:p>
+      <w:pPr>
+        <w:pStyle w:val="Compact"/>
       </w:pPr>
       <w:r>
         <w:t>The account is not active until the email is verified.</w:t>
@@ -477,10 +220,16 @@
     </w:p>
     <w:p>
       <w:pPr>
-        <w:pStyle w:val="Heading3"/>
-      </w:pPr>
-      <w:bookmarkStart w:id="7" w:name="email-verification"/>
-      <w:bookmarkEnd w:id="6"/>
+        <w:pStyle w:val="Compact"/>
+      </w:pPr>
+      <w:r>
+        <w:t>A welcome email is sent immediately after account creation to confirm successful signup.</w:t>
+      </w:r>
+    </w:p>
+    <w:p>
+      <w:pPr>
+        <w:pStyle w:val="Heading3"/>
+      </w:pPr>
       <w:r>
         <w:t>Email Verification</w:t>
       </w:r>
@@ -488,10 +237,6 @@
     <w:p>
       <w:pPr>
         <w:pStyle w:val="Compact"/>
-        <w:numPr>
-          <w:ilvl w:val="0"/>
-          <w:numId w:val="5"/>
-        </w:numPr>
       </w:pPr>
       <w:r>
         <w:t>Students click a link in the verification email.</w:t>
@@ -500,10 +245,6 @@
     <w:p>
       <w:pPr>
         <w:pStyle w:val="Compact"/>
-        <w:numPr>
-          <w:ilvl w:val="0"/>
-          <w:numId w:val="5"/>
-        </w:numPr>
       </w:pPr>
       <w:r>
         <w:t>They are taken to a “Verify Email” page where they enter their email and the verification code sent to them.</w:t>
@@ -513,8 +254,6 @@
       <w:pPr>
         <w:pStyle w:val="Heading3"/>
       </w:pPr>
-      <w:bookmarkStart w:id="8" w:name="set-password"/>
-      <w:bookmarkEnd w:id="7"/>
       <w:r>
         <w:t>Set Password</w:t>
       </w:r>
@@ -522,32 +261,14 @@
     <w:p>
       <w:pPr>
         <w:pStyle w:val="Compact"/>
-        <w:numPr>
-          <w:ilvl w:val="0"/>
-          <w:numId w:val="6"/>
-        </w:numPr>
-      </w:pPr>
-      <w:r>
-        <w:t xml:space="preserve">After verification, students are prompted to </w:t>
-      </w:r>
-      <w:r>
-        <w:rPr>
-          <w:b/>
-          <w:bCs/>
-        </w:rPr>
-        <w:t>set a password</w:t>
-      </w:r>
-      <w:r>
-        <w:t xml:space="preserve"> for their account.</w:t>
-      </w:r>
-    </w:p>
-    <w:p>
-      <w:pPr>
-        <w:pStyle w:val="Compact"/>
-        <w:numPr>
-          <w:ilvl w:val="0"/>
-          <w:numId w:val="6"/>
-        </w:numPr>
+      </w:pPr>
+      <w:r>
+        <w:t>After verification, students are prompted to set a password for their account.</w:t>
+      </w:r>
+    </w:p>
+    <w:p>
+      <w:pPr>
+        <w:pStyle w:val="Compact"/>
       </w:pPr>
       <w:r>
         <w:t>Passwords must meet minimum security requirements.</w:t>
@@ -555,10 +276,16 @@
     </w:p>
     <w:p>
       <w:pPr>
-        <w:pStyle w:val="Heading3"/>
-      </w:pPr>
-      <w:bookmarkStart w:id="9" w:name="login"/>
-      <w:bookmarkEnd w:id="8"/>
+        <w:pStyle w:val="Compact"/>
+      </w:pPr>
+      <w:r>
+        <w:t>Password fields have visibility toggles (Eye/EyeOff icons) so students can see what they type.</w:t>
+      </w:r>
+    </w:p>
+    <w:p>
+      <w:pPr>
+        <w:pStyle w:val="Heading3"/>
+      </w:pPr>
       <w:r>
         <w:t>Login</w:t>
       </w:r>
@@ -566,10 +293,6 @@
     <w:p>
       <w:pPr>
         <w:pStyle w:val="Compact"/>
-        <w:numPr>
-          <w:ilvl w:val="0"/>
-          <w:numId w:val="7"/>
-        </w:numPr>
       </w:pPr>
       <w:r>
         <w:t>Registered students log in with their email and password.</w:t>
@@ -578,53 +301,23 @@
     <w:p>
       <w:pPr>
         <w:pStyle w:val="Compact"/>
-        <w:numPr>
-          <w:ilvl w:val="0"/>
-          <w:numId w:val="7"/>
-        </w:numPr>
-      </w:pPr>
-      <w:r>
-        <w:t xml:space="preserve">The system supports </w:t>
-      </w:r>
-      <w:r>
-        <w:rPr>
-          <w:b/>
-          <w:bCs/>
-        </w:rPr>
-        <w:t>“Remember Me”</w:t>
-      </w:r>
-      <w:r>
-        <w:t xml:space="preserve"> for extended sessions.</w:t>
-      </w:r>
-    </w:p>
-    <w:p>
-      <w:pPr>
-        <w:pStyle w:val="Compact"/>
-        <w:numPr>
-          <w:ilvl w:val="0"/>
-          <w:numId w:val="7"/>
-        </w:numPr>
-      </w:pPr>
-      <w:r>
-        <w:t xml:space="preserve">A </w:t>
-      </w:r>
-      <w:r>
-        <w:rPr>
-          <w:b/>
-          <w:bCs/>
-        </w:rPr>
-        <w:t>“Forgot Password”</w:t>
-      </w:r>
-      <w:r>
-        <w:t xml:space="preserve"> flow allows password reset via email.</w:t>
-      </w:r>
-    </w:p>
-    <w:p>
-      <w:pPr>
-        <w:pStyle w:val="Heading3"/>
-      </w:pPr>
-      <w:bookmarkStart w:id="10" w:name="password-reset"/>
-      <w:bookmarkEnd w:id="9"/>
+      </w:pPr>
+      <w:r>
+        <w:t>The system supports “Remember Me” for extended sessions.</w:t>
+      </w:r>
+    </w:p>
+    <w:p>
+      <w:pPr>
+        <w:pStyle w:val="Compact"/>
+      </w:pPr>
+      <w:r>
+        <w:t>A “Forgot Password” flow allows password reset via email.</w:t>
+      </w:r>
+    </w:p>
+    <w:p>
+      <w:pPr>
+        <w:pStyle w:val="Heading3"/>
+      </w:pPr>
       <w:r>
         <w:t>Password Reset</w:t>
       </w:r>
@@ -632,10 +325,6 @@
     <w:p>
       <w:pPr>
         <w:pStyle w:val="Compact"/>
-        <w:numPr>
-          <w:ilvl w:val="0"/>
-          <w:numId w:val="8"/>
-        </w:numPr>
       </w:pPr>
       <w:r>
         <w:t>Students request a password reset by entering their email.</w:t>
@@ -644,10 +333,6 @@
     <w:p>
       <w:pPr>
         <w:pStyle w:val="Compact"/>
-        <w:numPr>
-          <w:ilvl w:val="0"/>
-          <w:numId w:val="8"/>
-        </w:numPr>
       </w:pPr>
       <w:r>
         <w:t>A reset link/code is sent to their inbox.</w:t>
@@ -656,29 +341,55 @@
     <w:p>
       <w:pPr>
         <w:pStyle w:val="Compact"/>
-        <w:numPr>
-          <w:ilvl w:val="0"/>
-          <w:numId w:val="8"/>
-        </w:numPr>
       </w:pPr>
       <w:r>
         <w:t>They can then set a new password.</w:t>
       </w:r>
     </w:p>
     <w:p>
-      <w:r>
-        <w:pict w14:anchorId="5E144B26">
-          <v:rect id="_x0000_i1027" style="width:0;height:1.5pt" o:hralign="center" o:hrstd="t" o:hr="t"/>
-        </w:pict>
+      <w:pPr>
+        <w:pStyle w:val="Compact"/>
+      </w:pPr>
+      <w:r>
+        <w:t>The confirm-password field also has a visibility toggle.</w:t>
+      </w:r>
+    </w:p>
+    <w:p>
+      <w:pPr>
+        <w:pStyle w:val="Heading3"/>
+      </w:pPr>
+      <w:r>
+        <w:t>One-Time Password (OTP) Entry</w:t>
+      </w:r>
+    </w:p>
+    <w:p>
+      <w:pPr>
+        <w:pStyle w:val="Compact"/>
+      </w:pPr>
+      <w:r>
+        <w:t>Verification codes are entered via a 6-digit OTP input field.</w:t>
+      </w:r>
+    </w:p>
+    <w:p>
+      <w:pPr>
+        <w:pStyle w:val="Compact"/>
+      </w:pPr>
+      <w:r>
+        <w:t>Supports pasting an entire code — the system automatically distributes the digits across all 6 boxes.</w:t>
+      </w:r>
+    </w:p>
+    <w:p>
+      <w:pPr>
+        <w:pStyle w:val="Compact"/>
+      </w:pPr>
+      <w:r>
+        <w:t>Auto-submits when all 6 digits are filled.</w:t>
       </w:r>
     </w:p>
     <w:p>
       <w:pPr>
         <w:pStyle w:val="Heading2"/>
       </w:pPr>
-      <w:bookmarkStart w:id="11" w:name="student-features-after-login"/>
-      <w:bookmarkEnd w:id="4"/>
-      <w:bookmarkEnd w:id="10"/>
       <w:r>
         <w:t>2. Student Features (After Login)</w:t>
       </w:r>
@@ -687,7 +398,6 @@
       <w:pPr>
         <w:pStyle w:val="Heading3"/>
       </w:pPr>
-      <w:bookmarkStart w:id="12" w:name="dashboard"/>
       <w:r>
         <w:t>Dashboard</w:t>
       </w:r>
@@ -695,97 +405,71 @@
     <w:p>
       <w:pPr>
         <w:pStyle w:val="Compact"/>
-        <w:numPr>
-          <w:ilvl w:val="0"/>
-          <w:numId w:val="9"/>
-        </w:numPr>
-      </w:pPr>
-      <w:r>
-        <w:t xml:space="preserve">Shows a </w:t>
-      </w:r>
-      <w:r>
-        <w:rPr>
-          <w:b/>
-          <w:bCs/>
-        </w:rPr>
-        <w:t>welcome message</w:t>
-      </w:r>
-      <w:r>
-        <w:t xml:space="preserve"> with the student’s name.</w:t>
-      </w:r>
-    </w:p>
-    <w:p>
-      <w:pPr>
-        <w:pStyle w:val="Compact"/>
-        <w:numPr>
-          <w:ilvl w:val="0"/>
-          <w:numId w:val="9"/>
-        </w:numPr>
-      </w:pPr>
-      <w:r>
-        <w:t xml:space="preserve">Displays </w:t>
-      </w:r>
-      <w:r>
-        <w:rPr>
-          <w:b/>
-          <w:bCs/>
-        </w:rPr>
-        <w:t>quick stats</w:t>
-      </w:r>
-      <w:r>
-        <w:t>: how many questions uploaded, how many downloaded.</w:t>
-      </w:r>
-    </w:p>
-    <w:p>
-      <w:pPr>
-        <w:pStyle w:val="Compact"/>
-        <w:numPr>
-          <w:ilvl w:val="0"/>
-          <w:numId w:val="9"/>
-        </w:numPr>
-      </w:pPr>
-      <w:r>
-        <w:t xml:space="preserve">Shows </w:t>
-      </w:r>
-      <w:r>
-        <w:rPr>
-          <w:b/>
-          <w:bCs/>
-        </w:rPr>
-        <w:t>recent activity</w:t>
-      </w:r>
-      <w:r>
-        <w:t>: latest questions viewed or uploaded.</w:t>
-      </w:r>
-    </w:p>
-    <w:p>
-      <w:pPr>
-        <w:pStyle w:val="Compact"/>
-        <w:numPr>
-          <w:ilvl w:val="0"/>
-          <w:numId w:val="9"/>
-        </w:numPr>
-      </w:pPr>
-      <w:r>
-        <w:t xml:space="preserve">Displays the </w:t>
-      </w:r>
-      <w:r>
-        <w:rPr>
-          <w:b/>
-          <w:bCs/>
-        </w:rPr>
-        <w:t>upload obligation status</w:t>
-      </w:r>
-      <w:r>
-        <w:t xml:space="preserve"> — whether they need to upload or not.</w:t>
-      </w:r>
-    </w:p>
-    <w:p>
-      <w:pPr>
-        <w:pStyle w:val="Heading3"/>
-      </w:pPr>
-      <w:bookmarkStart w:id="13" w:name="browse-courses"/>
-      <w:bookmarkEnd w:id="12"/>
+      </w:pPr>
+      <w:r>
+        <w:t>Shows a welcome message with the student’s name.</w:t>
+      </w:r>
+    </w:p>
+    <w:p>
+      <w:pPr>
+        <w:pStyle w:val="Compact"/>
+      </w:pPr>
+      <w:r>
+        <w:t>Displays quick stats: how many questions uploaded, how many downloaded.</w:t>
+      </w:r>
+    </w:p>
+    <w:p>
+      <w:pPr>
+        <w:pStyle w:val="Compact"/>
+      </w:pPr>
+      <w:r>
+        <w:t>Shows recent activity: latest questions viewed or uploaded.</w:t>
+      </w:r>
+    </w:p>
+    <w:p>
+      <w:pPr>
+        <w:pStyle w:val="Compact"/>
+      </w:pPr>
+      <w:r>
+        <w:t>Displays the upload obligation status — whether they need to upload or not.</w:t>
+      </w:r>
+    </w:p>
+    <w:p>
+      <w:pPr>
+        <w:pStyle w:val="Compact"/>
+      </w:pPr>
+      <w:r>
+        <w:t>Level tabs (100–500) unify both the General courses section and Programme courses section.</w:t>
+      </w:r>
+    </w:p>
+    <w:p>
+      <w:pPr>
+        <w:pStyle w:val="Heading3"/>
+      </w:pPr>
+      <w:r>
+        <w:t>Sidebar Navigation</w:t>
+      </w:r>
+    </w:p>
+    <w:p>
+      <w:pPr>
+        <w:pStyle w:val="Compact"/>
+      </w:pPr>
+      <w:r>
+        <w:t>The sidebar provides navigation to Dashboard, Browse, My Contributions, and other pages.</w:t>
+      </w:r>
+    </w:p>
+    <w:p>
+      <w:pPr>
+        <w:pStyle w:val="Compact"/>
+      </w:pPr>
+      <w:r>
+        <w:t>Course listings have been removed from the sidebar — it is pure navigation only.</w:t>
+      </w:r>
+    </w:p>
+    <w:p>
+      <w:pPr>
+        <w:pStyle w:val="Heading3"/>
+      </w:pPr>
       <w:r>
         <w:t>Browse Courses</w:t>
       </w:r>
@@ -793,64 +477,22 @@
     <w:p>
       <w:pPr>
         <w:pStyle w:val="Compact"/>
-        <w:numPr>
-          <w:ilvl w:val="0"/>
-          <w:numId w:val="10"/>
-        </w:numPr>
-      </w:pPr>
-      <w:r>
-        <w:t xml:space="preserve">Browse all available courses organised by </w:t>
-      </w:r>
-      <w:r>
-        <w:rPr>
-          <w:b/>
-          <w:bCs/>
-        </w:rPr>
-        <w:t>academic level</w:t>
-      </w:r>
-      <w:r>
-        <w:t xml:space="preserve"> (100, 200, 300, 400, 500, etc.).</w:t>
-      </w:r>
-    </w:p>
-    <w:p>
-      <w:pPr>
-        <w:pStyle w:val="Compact"/>
-        <w:numPr>
-          <w:ilvl w:val="0"/>
-          <w:numId w:val="10"/>
-        </w:numPr>
-      </w:pPr>
-      <w:r>
-        <w:t xml:space="preserve">Filter courses by </w:t>
-      </w:r>
-      <w:r>
-        <w:rPr>
-          <w:b/>
-          <w:bCs/>
-        </w:rPr>
-        <w:t>faculty</w:t>
-      </w:r>
-      <w:r>
-        <w:t xml:space="preserve"> and </w:t>
-      </w:r>
-      <w:r>
-        <w:rPr>
-          <w:b/>
-          <w:bCs/>
-        </w:rPr>
-        <w:t>programme</w:t>
-      </w:r>
-      <w:r>
-        <w:t xml:space="preserve"> using dropdown menus.</w:t>
-      </w:r>
-    </w:p>
-    <w:p>
-      <w:pPr>
-        <w:pStyle w:val="Compact"/>
-        <w:numPr>
-          <w:ilvl w:val="0"/>
-          <w:numId w:val="10"/>
-        </w:numPr>
+      </w:pPr>
+      <w:r>
+        <w:t>Browse all available courses organised by academic level (100, 200, 300, 400, 500, etc.).</w:t>
+      </w:r>
+    </w:p>
+    <w:p>
+      <w:pPr>
+        <w:pStyle w:val="Compact"/>
+      </w:pPr>
+      <w:r>
+        <w:t>Filter courses by faculty and programme using dropdown menus.</w:t>
+      </w:r>
+    </w:p>
+    <w:p>
+      <w:pPr>
+        <w:pStyle w:val="Compact"/>
       </w:pPr>
       <w:r>
         <w:t>Click a course card to view its questions.</w:t>
@@ -858,10 +500,16 @@
     </w:p>
     <w:p>
       <w:pPr>
-        <w:pStyle w:val="Heading3"/>
-      </w:pPr>
-      <w:bookmarkStart w:id="14" w:name="course-detail-page"/>
-      <w:bookmarkEnd w:id="13"/>
+        <w:pStyle w:val="Compact"/>
+      </w:pPr>
+      <w:r>
+        <w:t>Courses are displayed in a paginated grid (18 items per page) with previous/next navigation.</w:t>
+      </w:r>
+    </w:p>
+    <w:p>
+      <w:pPr>
+        <w:pStyle w:val="Heading3"/>
+      </w:pPr>
       <w:r>
         <w:t>Course Detail Page</w:t>
       </w:r>
@@ -869,10 +517,6 @@
     <w:p>
       <w:pPr>
         <w:pStyle w:val="Compact"/>
-        <w:numPr>
-          <w:ilvl w:val="0"/>
-          <w:numId w:val="11"/>
-        </w:numPr>
       </w:pPr>
       <w:r>
         <w:t>Lists all questions (past exam papers) for a selected course.</w:t>
@@ -881,45 +525,22 @@
     <w:p>
       <w:pPr>
         <w:pStyle w:val="Compact"/>
-        <w:numPr>
-          <w:ilvl w:val="0"/>
-          <w:numId w:val="11"/>
-        </w:numPr>
-      </w:pPr>
-      <w:r>
-        <w:lastRenderedPageBreak/>
+      </w:pPr>
+      <w:r>
         <w:t>Each entry shows: course name, code, year, semester, type (exam/test), and number of pages.</w:t>
       </w:r>
     </w:p>
     <w:p>
       <w:pPr>
         <w:pStyle w:val="Compact"/>
-        <w:numPr>
-          <w:ilvl w:val="0"/>
-          <w:numId w:val="11"/>
-        </w:numPr>
-      </w:pPr>
-      <w:r>
-        <w:t xml:space="preserve">Results are </w:t>
-      </w:r>
-      <w:r>
-        <w:rPr>
-          <w:b/>
-          <w:bCs/>
-        </w:rPr>
-        <w:t>paginated</w:t>
-      </w:r>
-      <w:r>
-        <w:t xml:space="preserve"> (e.g. 20 per page) with next/previous navigation.</w:t>
-      </w:r>
-    </w:p>
-    <w:p>
-      <w:pPr>
-        <w:pStyle w:val="Compact"/>
-        <w:numPr>
-          <w:ilvl w:val="0"/>
-          <w:numId w:val="11"/>
-        </w:numPr>
+      </w:pPr>
+      <w:r>
+        <w:t>Results are paginated with next/previous navigation.</w:t>
+      </w:r>
+    </w:p>
+    <w:p>
+      <w:pPr>
+        <w:pStyle w:val="Compact"/>
       </w:pPr>
       <w:r>
         <w:t>A search bar lets students search within the course’s questions.</w:t>
@@ -929,8 +550,6 @@
       <w:pPr>
         <w:pStyle w:val="Heading3"/>
       </w:pPr>
-      <w:bookmarkStart w:id="15" w:name="view-a-question-past-exam-paper"/>
-      <w:bookmarkEnd w:id="14"/>
       <w:r>
         <w:t>View a Question (Past Exam Paper)</w:t>
       </w:r>
@@ -938,10 +557,6 @@
     <w:p>
       <w:pPr>
         <w:pStyle w:val="Compact"/>
-        <w:numPr>
-          <w:ilvl w:val="0"/>
-          <w:numId w:val="12"/>
-        </w:numPr>
       </w:pPr>
       <w:r>
         <w:t>Opens a dedicated page showing the full question details.</w:t>
@@ -950,138 +565,191 @@
     <w:p>
       <w:pPr>
         <w:pStyle w:val="Compact"/>
-        <w:numPr>
-          <w:ilvl w:val="0"/>
-          <w:numId w:val="12"/>
-        </w:numPr>
-      </w:pPr>
-      <w:r>
-        <w:rPr>
-          <w:b/>
-          <w:bCs/>
-        </w:rPr>
-        <w:t>Inline preview</w:t>
-      </w:r>
-      <w:r>
-        <w:t xml:space="preserve"> of the document/image using a custom viewer.</w:t>
-      </w:r>
-    </w:p>
-    <w:p>
-      <w:pPr>
-        <w:pStyle w:val="Compact"/>
-        <w:numPr>
-          <w:ilvl w:val="0"/>
-          <w:numId w:val="12"/>
-        </w:numPr>
-      </w:pPr>
-      <w:r>
-        <w:t xml:space="preserve">Students can </w:t>
-      </w:r>
-      <w:r>
-        <w:rPr>
-          <w:b/>
-          <w:bCs/>
-        </w:rPr>
-        <w:t>download</w:t>
-      </w:r>
-      <w:r>
-        <w:t xml:space="preserve"> the original file.</w:t>
-      </w:r>
-    </w:p>
-    <w:p>
-      <w:pPr>
-        <w:pStyle w:val="Compact"/>
-        <w:numPr>
-          <w:ilvl w:val="0"/>
-          <w:numId w:val="12"/>
-        </w:numPr>
-      </w:pPr>
-      <w:r>
-        <w:t xml:space="preserve">They can </w:t>
-      </w:r>
-      <w:r>
-        <w:rPr>
-          <w:b/>
-          <w:bCs/>
-        </w:rPr>
-        <w:t>upvote/downvote</w:t>
-      </w:r>
-      <w:r>
-        <w:t xml:space="preserve"> the question’s usefulness.</w:t>
-      </w:r>
-    </w:p>
-    <w:p>
-      <w:pPr>
-        <w:pStyle w:val="Compact"/>
-        <w:numPr>
-          <w:ilvl w:val="0"/>
-          <w:numId w:val="12"/>
-        </w:numPr>
-      </w:pPr>
-      <w:r>
-        <w:t xml:space="preserve">They can </w:t>
-      </w:r>
-      <w:r>
-        <w:rPr>
-          <w:b/>
-          <w:bCs/>
-        </w:rPr>
-        <w:t>rate</w:t>
-      </w:r>
-      <w:r>
-        <w:t xml:space="preserve"> the question’s quality (1–5 stars) and see the average rating.</w:t>
-      </w:r>
-    </w:p>
-    <w:p>
-      <w:pPr>
-        <w:pStyle w:val="Compact"/>
-        <w:numPr>
-          <w:ilvl w:val="0"/>
-          <w:numId w:val="12"/>
-        </w:numPr>
-      </w:pPr>
-      <w:r>
-        <w:t xml:space="preserve">A </w:t>
-      </w:r>
-      <w:r>
-        <w:rPr>
-          <w:b/>
-          <w:bCs/>
-        </w:rPr>
-        <w:t>discussion section</w:t>
-      </w:r>
-      <w:r>
-        <w:t xml:space="preserve"> lets students post comments and reply to others.</w:t>
-      </w:r>
-    </w:p>
-    <w:p>
-      <w:pPr>
-        <w:pStyle w:val="Compact"/>
-        <w:numPr>
-          <w:ilvl w:val="0"/>
-          <w:numId w:val="12"/>
-        </w:numPr>
-      </w:pPr>
-      <w:r>
-        <w:t xml:space="preserve">The </w:t>
-      </w:r>
-      <w:r>
-        <w:rPr>
-          <w:b/>
-          <w:bCs/>
-        </w:rPr>
-        <w:t>approval status</w:t>
-      </w:r>
-      <w:r>
-        <w:t xml:space="preserve"> (live, rejected) is visible to the student who uploaded it.</w:t>
-      </w:r>
-    </w:p>
-    <w:p>
-      <w:pPr>
-        <w:pStyle w:val="Heading3"/>
-      </w:pPr>
-      <w:bookmarkStart w:id="16" w:name="upload-questions"/>
-      <w:bookmarkEnd w:id="15"/>
+      </w:pPr>
+      <w:r>
+        <w:t>Inline preview of the document/image using a custom viewer with zoom and pan.</w:t>
+      </w:r>
+    </w:p>
+    <w:p>
+      <w:pPr>
+        <w:pStyle w:val="Compact"/>
+      </w:pPr>
+      <w:r>
+        <w:t>Students can download the original file.</w:t>
+      </w:r>
+    </w:p>
+    <w:p>
+      <w:pPr>
+        <w:pStyle w:val="Compact"/>
+      </w:pPr>
+      <w:r>
+        <w:t>They can upvote/downvote the question’s usefulness.</w:t>
+      </w:r>
+    </w:p>
+    <w:p>
+      <w:pPr>
+        <w:pStyle w:val="Compact"/>
+      </w:pPr>
+      <w:r>
+        <w:t>They can rate the question’s quality (1–5 stars) and see the average rating.</w:t>
+      </w:r>
+    </w:p>
+    <w:p>
+      <w:pPr>
+        <w:pStyle w:val="Compact"/>
+      </w:pPr>
+      <w:r>
+        <w:t>A discussion section lets students post comments and reply to others.</w:t>
+      </w:r>
+    </w:p>
+    <w:p>
+      <w:pPr>
+        <w:pStyle w:val="Compact"/>
+      </w:pPr>
+      <w:r>
+        <w:t>The approval status (live, rejected) is visible to the student who uploaded it.</w:t>
+      </w:r>
+    </w:p>
+    <w:p>
+      <w:pPr>
+        <w:pStyle w:val="Compact"/>
+      </w:pPr>
+      <w:r>
+        <w:t>An AI enhancement disclaimer appears: “Some images may have been AI-enhanced for clarity.”</w:t>
+      </w:r>
+    </w:p>
+    <w:p>
+      <w:pPr>
+        <w:pStyle w:val="Heading3"/>
+      </w:pPr>
+      <w:r>
+        <w:t>Lazy Loading for Multi-Page Questions</w:t>
+      </w:r>
+    </w:p>
+    <w:p>
+      <w:pPr>
+        <w:pStyle w:val="Compact"/>
+      </w:pPr>
+      <w:r>
+        <w:t>For questions with multiple pages, page 1 loads immediately while pages 2+ load on demand.</w:t>
+      </w:r>
+    </w:p>
+    <w:p>
+      <w:pPr>
+        <w:pStyle w:val="Compact"/>
+      </w:pPr>
+      <w:r>
+        <w:t>Uses IntersectionObserver: pages begin loading when they scroll into view (with a 400px margin).</w:t>
+      </w:r>
+    </w:p>
+    <w:p>
+      <w:pPr>
+        <w:pStyle w:val="Compact"/>
+      </w:pPr>
+      <w:r>
+        <w:t>No extra JavaScript libraries needed — uses native browser API.</w:t>
+      </w:r>
+    </w:p>
+    <w:p>
+      <w:pPr>
+        <w:pStyle w:val="Heading3"/>
+      </w:pPr>
+      <w:r>
+        <w:t>Public Question View (Shareable Link)</w:t>
+      </w:r>
+    </w:p>
+    <w:p>
+      <w:pPr>
+        <w:pStyle w:val="Compact"/>
+      </w:pPr>
+      <w:r>
+        <w:t>Each question has a shareable public URL (/q/[id]) that does not require login to view.</w:t>
+      </w:r>
+    </w:p>
+    <w:p>
+      <w:pPr>
+        <w:pStyle w:val="Compact"/>
+      </w:pPr>
+      <w:r>
+        <w:t>A Copy Link button lets students copy the public link to share with classmates.</w:t>
+      </w:r>
+    </w:p>
+    <w:p>
+      <w:pPr>
+        <w:pStyle w:val="Compact"/>
+      </w:pPr>
+      <w:r>
+        <w:t>The public viewer shows the question images with watermarking and copy/screenshot friction.</w:t>
+      </w:r>
+    </w:p>
+    <w:p>
+      <w:pPr>
+        <w:pStyle w:val="Compact"/>
+      </w:pPr>
+      <w:r>
+        <w:t>Navigating back from the public page redirects to the authenticated question page.</w:t>
+      </w:r>
+    </w:p>
+    <w:p>
+      <w:pPr>
+        <w:pStyle w:val="Heading3"/>
+      </w:pPr>
+      <w:r>
+        <w:t>Watermarking &amp; Copy Protection</w:t>
+      </w:r>
+    </w:p>
+    <w:p>
+      <w:pPr>
+        <w:pStyle w:val="Compact"/>
+      </w:pPr>
+      <w:r>
+        <w:t>Images are served with a tiled semi-transparent watermark overlay (?wm=1 query parameter).</w:t>
+      </w:r>
+    </w:p>
+    <w:p>
+      <w:pPr>
+        <w:pStyle w:val="Compact"/>
+      </w:pPr>
+      <w:r>
+        <w:t>The watermark reads “EQB” and is overlaid across the image to deter unauthorised sharing.</w:t>
+      </w:r>
+    </w:p>
+    <w:p>
+      <w:pPr>
+        <w:pStyle w:val="Compact"/>
+      </w:pPr>
+      <w:r>
+        <w:t>CSS protection: images cannot be selected, dragged, or long-pressed to save.</w:t>
+      </w:r>
+    </w:p>
+    <w:p>
+      <w:pPr>
+        <w:pStyle w:val="Compact"/>
+      </w:pPr>
+      <w:r>
+        <w:t>A transparent inert overlay blocks right-click and touch-hold context menus.</w:t>
+      </w:r>
+    </w:p>
+    <w:p>
+      <w:pPr>
+        <w:pStyle w:val="Compact"/>
+      </w:pPr>
+      <w:r>
+        <w:t>These measures apply to both the authenticated question page and the public share page.</w:t>
+      </w:r>
+    </w:p>
+    <w:p>
+      <w:pPr>
+        <w:pStyle w:val="Compact"/>
+      </w:pPr>
+      <w:r>
+        <w:t>Watermark is cosmetic only — not an access-control boundary. PDF files are not watermarked.</w:t>
+      </w:r>
+    </w:p>
+    <w:p>
+      <w:pPr>
+        <w:pStyle w:val="Heading3"/>
+      </w:pPr>
       <w:r>
         <w:t>Upload Questions</w:t>
       </w:r>
@@ -1089,84 +757,22 @@
     <w:p>
       <w:pPr>
         <w:pStyle w:val="Compact"/>
-        <w:numPr>
-          <w:ilvl w:val="0"/>
-          <w:numId w:val="13"/>
-        </w:numPr>
-      </w:pPr>
-      <w:r>
-        <w:t xml:space="preserve">Students upload past exam papers as </w:t>
-      </w:r>
-      <w:r>
-        <w:rPr>
-          <w:b/>
-          <w:bCs/>
-        </w:rPr>
-        <w:t>PDF or image files</w:t>
-      </w:r>
-      <w:r>
-        <w:t xml:space="preserve"> (PNG, JPG, etc.).</w:t>
-      </w:r>
-    </w:p>
-    <w:p>
-      <w:pPr>
-        <w:pStyle w:val="Compact"/>
-        <w:numPr>
-          <w:ilvl w:val="0"/>
-          <w:numId w:val="13"/>
-        </w:numPr>
-      </w:pPr>
-      <w:r>
-        <w:t xml:space="preserve">They select the </w:t>
-      </w:r>
-      <w:r>
-        <w:rPr>
-          <w:b/>
-          <w:bCs/>
-        </w:rPr>
-        <w:t>course</w:t>
-      </w:r>
-      <w:r>
-        <w:t xml:space="preserve">, </w:t>
-      </w:r>
-      <w:r>
-        <w:rPr>
-          <w:b/>
-          <w:bCs/>
-        </w:rPr>
-        <w:t>year</w:t>
-      </w:r>
-      <w:r>
-        <w:t xml:space="preserve">, </w:t>
-      </w:r>
-      <w:r>
-        <w:rPr>
-          <w:b/>
-          <w:bCs/>
-        </w:rPr>
-        <w:t>semester</w:t>
-      </w:r>
-      <w:r>
-        <w:t xml:space="preserve">, and </w:t>
-      </w:r>
-      <w:r>
-        <w:rPr>
-          <w:b/>
-          <w:bCs/>
-        </w:rPr>
-        <w:t>type</w:t>
-      </w:r>
-      <w:r>
-        <w:t xml:space="preserve"> (exam, test, mid-semester, etc.).</w:t>
-      </w:r>
-    </w:p>
-    <w:p>
-      <w:pPr>
-        <w:pStyle w:val="Compact"/>
-        <w:numPr>
-          <w:ilvl w:val="0"/>
-          <w:numId w:val="13"/>
-        </w:numPr>
+      </w:pPr>
+      <w:r>
+        <w:t>Students upload past exam papers as PDF or image files (PNG, JPG, etc.).</w:t>
+      </w:r>
+    </w:p>
+    <w:p>
+      <w:pPr>
+        <w:pStyle w:val="Compact"/>
+      </w:pPr>
+      <w:r>
+        <w:t>They select the course, year, semester, and type (exam, test, mid-semester, etc.).</w:t>
+      </w:r>
+    </w:p>
+    <w:p>
+      <w:pPr>
+        <w:pStyle w:val="Compact"/>
       </w:pPr>
       <w:r>
         <w:t>They can optionally add a title and description.</w:t>
@@ -1175,50 +781,39 @@
     <w:p>
       <w:pPr>
         <w:pStyle w:val="Compact"/>
-        <w:numPr>
-          <w:ilvl w:val="0"/>
-          <w:numId w:val="13"/>
-        </w:numPr>
-      </w:pPr>
-      <w:r>
-        <w:rPr>
-          <w:b/>
-          <w:bCs/>
-        </w:rPr>
-        <w:t>Upload limit</w:t>
-      </w:r>
-      <w:r>
-        <w:t>: a maximum number of uploads per day/week is enforced.</w:t>
-      </w:r>
-    </w:p>
-    <w:p>
-      <w:pPr>
-        <w:pStyle w:val="Compact"/>
-        <w:numPr>
-          <w:ilvl w:val="0"/>
-          <w:numId w:val="13"/>
-        </w:numPr>
-      </w:pPr>
-      <w:r>
-        <w:t xml:space="preserve">After uploading, the file goes through </w:t>
-      </w:r>
-      <w:r>
-        <w:rPr>
-          <w:b/>
-          <w:bCs/>
-        </w:rPr>
-        <w:t>AI moderation</w:t>
-      </w:r>
-      <w:r>
-        <w:t xml:space="preserve"> before it becomes visible to others.</w:t>
-      </w:r>
-    </w:p>
-    <w:p>
-      <w:pPr>
-        <w:pStyle w:val="Heading3"/>
-      </w:pPr>
-      <w:bookmarkStart w:id="17" w:name="upload-obligation-upload-wall"/>
-      <w:bookmarkEnd w:id="16"/>
+      </w:pPr>
+      <w:r>
+        <w:t>Upload limit: a maximum number of uploads per day/week is enforced.</w:t>
+      </w:r>
+    </w:p>
+    <w:p>
+      <w:pPr>
+        <w:pStyle w:val="Compact"/>
+      </w:pPr>
+      <w:r>
+        <w:t>After uploading, the file goes through AI moderation before it becomes visible to others.</w:t>
+      </w:r>
+    </w:p>
+    <w:p>
+      <w:pPr>
+        <w:pStyle w:val="Compact"/>
+      </w:pPr>
+      <w:r>
+        <w:t>Upon approval, images are automatically compressed (resized to 1800px width, JPEG quality 82) to save storage.</w:t>
+      </w:r>
+    </w:p>
+    <w:p>
+      <w:pPr>
+        <w:pStyle w:val="Compact"/>
+      </w:pPr>
+      <w:r>
+        <w:t>Compression happens after the AI moderation verdict — moderation always judges the original quality.</w:t>
+      </w:r>
+    </w:p>
+    <w:p>
+      <w:pPr>
+        <w:pStyle w:val="Heading3"/>
+      </w:pPr>
       <w:r>
         <w:t>Upload Obligation / Upload Wall</w:t>
       </w:r>
@@ -1226,42 +821,14 @@
     <w:p>
       <w:pPr>
         <w:pStyle w:val="Compact"/>
-        <w:numPr>
-          <w:ilvl w:val="0"/>
-          <w:numId w:val="14"/>
-        </w:numPr>
-      </w:pPr>
-      <w:r>
-        <w:t xml:space="preserve">The system has a </w:t>
-      </w:r>
-      <w:r>
-        <w:rPr>
-          <w:b/>
-          <w:bCs/>
-        </w:rPr>
-        <w:t>“fair share” rule</w:t>
-      </w:r>
-      <w:r>
-        <w:t xml:space="preserve">: if a student has not uploaded any questions within a set time window (e.g. 30 days), their account is </w:t>
-      </w:r>
-      <w:r>
-        <w:rPr>
-          <w:b/>
-          <w:bCs/>
-        </w:rPr>
-        <w:t>locked</w:t>
-      </w:r>
-      <w:r>
-        <w:t>.</w:t>
-      </w:r>
-    </w:p>
-    <w:p>
-      <w:pPr>
-        <w:pStyle w:val="Compact"/>
-        <w:numPr>
-          <w:ilvl w:val="0"/>
-          <w:numId w:val="14"/>
-        </w:numPr>
+      </w:pPr>
+      <w:r>
+        <w:t>The system has a “fair share” rule: if a student has not uploaded any questions within a set time window (e.g. 30 days), their account is locked.</w:t>
+      </w:r>
+    </w:p>
+    <w:p>
+      <w:pPr>
+        <w:pStyle w:val="Compact"/>
       </w:pPr>
       <w:r>
         <w:t>When locked, the student cannot browse or download questions until they upload at least one.</w:t>
@@ -1270,53 +837,63 @@
     <w:p>
       <w:pPr>
         <w:pStyle w:val="Compact"/>
-        <w:numPr>
-          <w:ilvl w:val="0"/>
-          <w:numId w:val="14"/>
-        </w:numPr>
-      </w:pPr>
-      <w:r>
-        <w:t xml:space="preserve">This is enforced by the </w:t>
-      </w:r>
-      <w:r>
-        <w:rPr>
-          <w:b/>
-          <w:bCs/>
-        </w:rPr>
-        <w:t>UploadWall</w:t>
-      </w:r>
-      <w:r>
-        <w:t xml:space="preserve"> / </w:t>
-      </w:r>
-      <w:r>
-        <w:rPr>
-          <w:b/>
-          <w:bCs/>
-        </w:rPr>
-        <w:t>ObligationBanner</w:t>
-      </w:r>
-      <w:r>
-        <w:t xml:space="preserve"> components.</w:t>
-      </w:r>
-    </w:p>
-    <w:p>
-      <w:pPr>
-        <w:pStyle w:val="Compact"/>
-        <w:numPr>
-          <w:ilvl w:val="0"/>
-          <w:numId w:val="14"/>
-        </w:numPr>
-      </w:pPr>
-      <w:r>
-        <w:t>An exception page exists for when the obligation cannot be fulfilled (e.g. no matching courses).</w:t>
-      </w:r>
-    </w:p>
-    <w:p>
-      <w:pPr>
-        <w:pStyle w:val="Heading3"/>
-      </w:pPr>
-      <w:bookmarkStart w:id="18" w:name="explore-page"/>
-      <w:bookmarkEnd w:id="17"/>
+      </w:pPr>
+      <w:r>
+        <w:t>This is enforced by the UploadWall / ObligationBanner components.</w:t>
+      </w:r>
+    </w:p>
+    <w:p>
+      <w:pPr>
+        <w:pStyle w:val="Compact"/>
+      </w:pPr>
+      <w:r>
+        <w:t>An exception page exists for when the obligation cannot be fulfilled (e.g. no matching courses).</w:t>
+      </w:r>
+    </w:p>
+    <w:p>
+      <w:pPr>
+        <w:pStyle w:val="Heading3"/>
+      </w:pPr>
+      <w:r>
+        <w:t>My Contributions Page</w:t>
+      </w:r>
+    </w:p>
+    <w:p>
+      <w:pPr>
+        <w:pStyle w:val="Compact"/>
+      </w:pPr>
+      <w:r>
+        <w:t>A dedicated page showing everything the student has contributed.</w:t>
+      </w:r>
+    </w:p>
+    <w:p>
+      <w:pPr>
+        <w:pStyle w:val="Compact"/>
+      </w:pPr>
+      <w:r>
+        <w:t>Includes a table of their uploaded questions with status (pending, approved, rejected).</w:t>
+      </w:r>
+    </w:p>
+    <w:p>
+      <w:pPr>
+        <w:pStyle w:val="Compact"/>
+      </w:pPr>
+      <w:r>
+        <w:t>Includes a table of their uploaded solutions.</w:t>
+      </w:r>
+    </w:p>
+    <w:p>
+      <w:pPr>
+        <w:pStyle w:val="Compact"/>
+      </w:pPr>
+      <w:r>
+        <w:t>Accessible via the sidebar, bottom navigation, and header navigation.</w:t>
+      </w:r>
+    </w:p>
+    <w:p>
+      <w:pPr>
+        <w:pStyle w:val="Heading3"/>
+      </w:pPr>
       <w:r>
         <w:t>Explore Page</w:t>
       </w:r>
@@ -1324,54 +901,22 @@
     <w:p>
       <w:pPr>
         <w:pStyle w:val="Compact"/>
-        <w:numPr>
-          <w:ilvl w:val="0"/>
-          <w:numId w:val="15"/>
-        </w:numPr>
-      </w:pPr>
-      <w:r>
-        <w:t xml:space="preserve">Shows </w:t>
-      </w:r>
-      <w:r>
-        <w:rPr>
-          <w:b/>
-          <w:bCs/>
-        </w:rPr>
-        <w:t>recent uploads from other students</w:t>
-      </w:r>
-      <w:r>
-        <w:t xml:space="preserve"> across all courses.</w:t>
-      </w:r>
-    </w:p>
-    <w:p>
-      <w:pPr>
-        <w:pStyle w:val="Compact"/>
-        <w:numPr>
-          <w:ilvl w:val="0"/>
-          <w:numId w:val="15"/>
-        </w:numPr>
-      </w:pPr>
-      <w:r>
-        <w:t xml:space="preserve">Includes a </w:t>
-      </w:r>
-      <w:r>
-        <w:rPr>
-          <w:b/>
-          <w:bCs/>
-        </w:rPr>
-        <w:t>search bar</w:t>
-      </w:r>
-      <w:r>
-        <w:t xml:space="preserve"> to find specific questions.</w:t>
-      </w:r>
-    </w:p>
-    <w:p>
-      <w:pPr>
-        <w:pStyle w:val="Compact"/>
-        <w:numPr>
-          <w:ilvl w:val="0"/>
-          <w:numId w:val="15"/>
-        </w:numPr>
+      </w:pPr>
+      <w:r>
+        <w:t>Shows recent uploads from other students across all courses.</w:t>
+      </w:r>
+    </w:p>
+    <w:p>
+      <w:pPr>
+        <w:pStyle w:val="Compact"/>
+      </w:pPr>
+      <w:r>
+        <w:t>Includes a search bar to find specific questions.</w:t>
+      </w:r>
+    </w:p>
+    <w:p>
+      <w:pPr>
+        <w:pStyle w:val="Compact"/>
       </w:pPr>
       <w:r>
         <w:t>Helps students discover new content.</w:t>
@@ -1381,8 +926,6 @@
       <w:pPr>
         <w:pStyle w:val="Heading3"/>
       </w:pPr>
-      <w:bookmarkStart w:id="19" w:name="feedback-form"/>
-      <w:bookmarkEnd w:id="18"/>
       <w:r>
         <w:t>Feedback Form</w:t>
       </w:r>
@@ -1390,32 +933,14 @@
     <w:p>
       <w:pPr>
         <w:pStyle w:val="Compact"/>
-        <w:numPr>
-          <w:ilvl w:val="0"/>
-          <w:numId w:val="16"/>
-        </w:numPr>
-      </w:pPr>
-      <w:r>
-        <w:t xml:space="preserve">Students can submit </w:t>
-      </w:r>
-      <w:r>
-        <w:rPr>
-          <w:b/>
-          <w:bCs/>
-        </w:rPr>
-        <w:t>feedback, suggestions, or bug reports</w:t>
-      </w:r>
-      <w:r>
-        <w:t>.</w:t>
-      </w:r>
-    </w:p>
-    <w:p>
-      <w:pPr>
-        <w:pStyle w:val="Compact"/>
-        <w:numPr>
-          <w:ilvl w:val="0"/>
-          <w:numId w:val="16"/>
-        </w:numPr>
+      </w:pPr>
+      <w:r>
+        <w:t>Students can submit feedback, suggestions, or bug reports.</w:t>
+      </w:r>
+    </w:p>
+    <w:p>
+      <w:pPr>
+        <w:pStyle w:val="Compact"/>
       </w:pPr>
       <w:r>
         <w:t>Feedback is sent to the admin team for review.</w:t>
@@ -1425,8 +950,6 @@
       <w:pPr>
         <w:pStyle w:val="Heading3"/>
       </w:pPr>
-      <w:bookmarkStart w:id="20" w:name="profile-account-settings"/>
-      <w:bookmarkEnd w:id="19"/>
       <w:r>
         <w:t>Profile / Account Settings</w:t>
       </w:r>
@@ -1434,94 +957,143 @@
     <w:p>
       <w:pPr>
         <w:pStyle w:val="Compact"/>
-        <w:numPr>
-          <w:ilvl w:val="0"/>
-          <w:numId w:val="17"/>
-        </w:numPr>
-      </w:pPr>
-      <w:r>
-        <w:t xml:space="preserve">Students can </w:t>
-      </w:r>
-      <w:r>
-        <w:rPr>
-          <w:b/>
-          <w:bCs/>
-        </w:rPr>
-        <w:t>view and edit</w:t>
-      </w:r>
-      <w:r>
-        <w:t xml:space="preserve"> their profile details (name, programme, level, etc.).</w:t>
-      </w:r>
-    </w:p>
-    <w:p>
-      <w:pPr>
-        <w:pStyle w:val="Compact"/>
-        <w:numPr>
-          <w:ilvl w:val="0"/>
-          <w:numId w:val="17"/>
-        </w:numPr>
-      </w:pPr>
-      <w:r>
-        <w:t xml:space="preserve">They can see their </w:t>
-      </w:r>
-      <w:r>
-        <w:rPr>
-          <w:b/>
-          <w:bCs/>
-        </w:rPr>
-        <w:t>upload history</w:t>
-      </w:r>
-      <w:r>
-        <w:t xml:space="preserve"> and </w:t>
-      </w:r>
-      <w:r>
-        <w:rPr>
-          <w:b/>
-          <w:bCs/>
-        </w:rPr>
-        <w:t>download history</w:t>
-      </w:r>
-      <w:r>
-        <w:t>.</w:t>
-      </w:r>
-    </w:p>
-    <w:p>
-      <w:pPr>
-        <w:pStyle w:val="Compact"/>
-        <w:numPr>
-          <w:ilvl w:val="0"/>
-          <w:numId w:val="17"/>
-        </w:numPr>
-      </w:pPr>
-      <w:r>
-        <w:t xml:space="preserve">They can </w:t>
-      </w:r>
-      <w:r>
-        <w:rPr>
-          <w:b/>
-          <w:bCs/>
-        </w:rPr>
-        <w:t>change their password</w:t>
-      </w:r>
-      <w:r>
-        <w:t>.</w:t>
-      </w:r>
-    </w:p>
-    <w:p>
-      <w:r>
-        <w:lastRenderedPageBreak/>
-        <w:pict w14:anchorId="4B93C985">
-          <v:rect id="_x0000_i1028" style="width:0;height:1.5pt" o:hralign="center" o:hrstd="t" o:hr="t"/>
-        </w:pict>
+      </w:pPr>
+      <w:r>
+        <w:t>Students can view and edit their profile details (name, programme, level, etc.).</w:t>
+      </w:r>
+    </w:p>
+    <w:p>
+      <w:pPr>
+        <w:pStyle w:val="Compact"/>
+      </w:pPr>
+      <w:r>
+        <w:t>They can see their upload history and download history.</w:t>
+      </w:r>
+    </w:p>
+    <w:p>
+      <w:pPr>
+        <w:pStyle w:val="Compact"/>
+      </w:pPr>
+      <w:r>
+        <w:t>They can change their password.</w:t>
+      </w:r>
+    </w:p>
+    <w:p>
+      <w:pPr>
+        <w:pStyle w:val="Heading3"/>
+      </w:pPr>
+      <w:r>
+        <w:t>In-App Notifications</w:t>
+      </w:r>
+    </w:p>
+    <w:p>
+      <w:pPr>
+        <w:pStyle w:val="Compact"/>
+      </w:pPr>
+      <w:r>
+        <w:t>Students receive real-time notifications within the app via a bell icon in the header.</w:t>
+      </w:r>
+    </w:p>
+    <w:p>
+      <w:pPr>
+        <w:pStyle w:val="Compact"/>
+      </w:pPr>
+      <w:r>
+        <w:t>Notifications poll automatically every 30 seconds for new updates.</w:t>
+      </w:r>
+    </w:p>
+    <w:p>
+      <w:pPr>
+        <w:pStyle w:val="Compact"/>
+      </w:pPr>
+      <w:r>
+        <w:t>Types: upload approved/rejected, shared course vote requests, vote outcomes.</w:t>
+      </w:r>
+    </w:p>
+    <w:p>
+      <w:pPr>
+        <w:pStyle w:val="Compact"/>
+      </w:pPr>
+      <w:r>
+        <w:t>Clicking a notification toggles it between read and unread state.</w:t>
+      </w:r>
+    </w:p>
+    <w:p>
+      <w:pPr>
+        <w:pStyle w:val="Compact"/>
+      </w:pPr>
+      <w:r>
+        <w:t>A badge on the bell shows the count of unread notifications.</w:t>
+      </w:r>
+    </w:p>
+    <w:p>
+      <w:pPr>
+        <w:pStyle w:val="Compact"/>
+      </w:pPr>
+      <w:r>
+        <w:t>Notifications are separate from email — they appear only in the app.</w:t>
+      </w:r>
+    </w:p>
+    <w:p>
+      <w:pPr>
+        <w:pStyle w:val="Heading3"/>
+      </w:pPr>
+      <w:r>
+        <w:t>Shared Course Voting</w:t>
+      </w:r>
+    </w:p>
+    <w:p>
+      <w:pPr>
+        <w:pStyle w:val="Compact"/>
+      </w:pPr>
+      <w:r>
+        <w:t>Some courses are shared between multiple programmes (e.g. Mathematics 101).</w:t>
+      </w:r>
+    </w:p>
+    <w:p>
+      <w:pPr>
+        <w:pStyle w:val="Compact"/>
+      </w:pPr>
+      <w:r>
+        <w:t>Joining or leaving a shared course creates a request that requires community approval.</w:t>
+      </w:r>
+    </w:p>
+    <w:p>
+      <w:pPr>
+        <w:pStyle w:val="Compact"/>
+      </w:pPr>
+      <w:r>
+        <w:t>Other programme-mates at the same level vote to approve or reject the request.</w:t>
+      </w:r>
+    </w:p>
+    <w:p>
+      <w:pPr>
+        <w:pStyle w:val="Compact"/>
+      </w:pPr>
+      <w:r>
+        <w:t>A request is resolved when it receives 2 approval votes or 2 rejection votes.</w:t>
+      </w:r>
+    </w:p>
+    <w:p>
+      <w:pPr>
+        <w:pStyle w:val="Compact"/>
+      </w:pPr>
+      <w:r>
+        <w:t>The requester cannot vote on their own request.</w:t>
+      </w:r>
+    </w:p>
+    <w:p>
+      <w:pPr>
+        <w:pStyle w:val="Compact"/>
+      </w:pPr>
+      <w:r>
+        <w:t>Results (approved/rejected) are delivered as in-app notifications.</w:t>
       </w:r>
     </w:p>
     <w:p>
       <w:pPr>
         <w:pStyle w:val="Heading2"/>
       </w:pPr>
-      <w:bookmarkStart w:id="21" w:name="ai-moderation-system"/>
-      <w:bookmarkEnd w:id="11"/>
-      <w:bookmarkEnd w:id="20"/>
       <w:r>
         <w:t>3. AI Moderation System</w:t>
       </w:r>
@@ -1530,7 +1102,6 @@
       <w:pPr>
         <w:pStyle w:val="Heading3"/>
       </w:pPr>
-      <w:bookmarkStart w:id="22" w:name="how-moderation-works"/>
       <w:r>
         <w:t>How Moderation Works</w:t>
       </w:r>
@@ -1538,74 +1109,22 @@
     <w:p>
       <w:pPr>
         <w:pStyle w:val="Compact"/>
-        <w:numPr>
-          <w:ilvl w:val="0"/>
-          <w:numId w:val="18"/>
-        </w:numPr>
-      </w:pPr>
-      <w:r>
-        <w:t xml:space="preserve">Every uploaded question is automatically checked by an </w:t>
-      </w:r>
-      <w:r>
-        <w:rPr>
-          <w:b/>
-          <w:bCs/>
-        </w:rPr>
-        <w:t>AI content moderator</w:t>
-      </w:r>
-      <w:r>
-        <w:t xml:space="preserve"> before being published.</w:t>
-      </w:r>
-    </w:p>
-    <w:p>
-      <w:pPr>
-        <w:pStyle w:val="Compact"/>
-        <w:numPr>
-          <w:ilvl w:val="0"/>
-          <w:numId w:val="18"/>
-        </w:numPr>
-      </w:pPr>
-      <w:r>
-        <w:t xml:space="preserve">The system can use one of three AI providers: </w:t>
-      </w:r>
-      <w:r>
-        <w:rPr>
-          <w:b/>
-          <w:bCs/>
-        </w:rPr>
-        <w:t>Gemini</w:t>
-      </w:r>
-      <w:r>
-        <w:t xml:space="preserve"> (Google), </w:t>
-      </w:r>
-      <w:r>
-        <w:rPr>
-          <w:b/>
-          <w:bCs/>
-        </w:rPr>
-        <w:t>Groq</w:t>
-      </w:r>
-      <w:r>
-        <w:t xml:space="preserve">, or </w:t>
-      </w:r>
-      <w:r>
-        <w:rPr>
-          <w:b/>
-          <w:bCs/>
-        </w:rPr>
-        <w:t>NVIDIA</w:t>
-      </w:r>
-      <w:r>
-        <w:t>.</w:t>
-      </w:r>
-    </w:p>
-    <w:p>
-      <w:pPr>
-        <w:pStyle w:val="Compact"/>
-        <w:numPr>
-          <w:ilvl w:val="0"/>
-          <w:numId w:val="18"/>
-        </w:numPr>
+      </w:pPr>
+      <w:r>
+        <w:t>Every uploaded question is automatically checked by an AI content moderator before being published.</w:t>
+      </w:r>
+    </w:p>
+    <w:p>
+      <w:pPr>
+        <w:pStyle w:val="Compact"/>
+      </w:pPr>
+      <w:r>
+        <w:t>The system can use one of three AI providers: Gemini (Google), Groq, or NVIDIA.</w:t>
+      </w:r>
+    </w:p>
+    <w:p>
+      <w:pPr>
+        <w:pStyle w:val="Compact"/>
       </w:pPr>
       <w:r>
         <w:t>The moderator checks:</w:t>
@@ -1614,105 +1133,46 @@
     <w:p>
       <w:pPr>
         <w:pStyle w:val="Compact"/>
-        <w:numPr>
-          <w:ilvl w:val="1"/>
-          <w:numId w:val="19"/>
-        </w:numPr>
-      </w:pPr>
-      <w:r>
-        <w:rPr>
-          <w:b/>
-          <w:bCs/>
-        </w:rPr>
-        <w:t>Relevance</w:t>
-      </w:r>
-      <w:r>
-        <w:t>: Is the file actually about the selected course?</w:t>
-      </w:r>
-    </w:p>
-    <w:p>
-      <w:pPr>
-        <w:pStyle w:val="Compact"/>
-        <w:numPr>
-          <w:ilvl w:val="1"/>
-          <w:numId w:val="19"/>
-        </w:numPr>
-      </w:pPr>
-      <w:r>
-        <w:rPr>
-          <w:b/>
-          <w:bCs/>
-        </w:rPr>
-        <w:t>Image clarity</w:t>
-      </w:r>
-      <w:r>
-        <w:t>: Are scanned images clear enough to read?</w:t>
-      </w:r>
-    </w:p>
-    <w:p>
-      <w:pPr>
-        <w:pStyle w:val="Compact"/>
-        <w:numPr>
-          <w:ilvl w:val="1"/>
-          <w:numId w:val="19"/>
-        </w:numPr>
-      </w:pPr>
-      <w:r>
-        <w:rPr>
-          <w:b/>
-          <w:bCs/>
-        </w:rPr>
-        <w:t>Answer quality</w:t>
-      </w:r>
-      <w:r>
-        <w:t>: Does it look like a proper exam paper?</w:t>
-      </w:r>
-    </w:p>
-    <w:p>
-      <w:pPr>
-        <w:pStyle w:val="Compact"/>
-        <w:numPr>
-          <w:ilvl w:val="1"/>
-          <w:numId w:val="19"/>
-        </w:numPr>
-      </w:pPr>
-      <w:r>
-        <w:rPr>
-          <w:b/>
-          <w:bCs/>
-        </w:rPr>
-        <w:t>Text quality</w:t>
-      </w:r>
-      <w:r>
-        <w:t>: Is the text readable and well-formed?</w:t>
-      </w:r>
-    </w:p>
-    <w:p>
-      <w:pPr>
-        <w:pStyle w:val="Compact"/>
-        <w:numPr>
-          <w:ilvl w:val="1"/>
-          <w:numId w:val="19"/>
-        </w:numPr>
-      </w:pPr>
-      <w:r>
-        <w:rPr>
-          <w:b/>
-          <w:bCs/>
-        </w:rPr>
-        <w:t>Profanity / inappropriate content</w:t>
-      </w:r>
-      <w:r>
-        <w:t>: Does the file contain offensive material?</w:t>
-      </w:r>
-    </w:p>
-    <w:p>
-      <w:pPr>
-        <w:pStyle w:val="Compact"/>
-        <w:numPr>
-          <w:ilvl w:val="0"/>
-          <w:numId w:val="18"/>
-        </w:numPr>
+      </w:pPr>
+      <w:r>
+        <w:t>Relevance: Is the file actually about the selected course?</w:t>
+      </w:r>
+    </w:p>
+    <w:p>
+      <w:pPr>
+        <w:pStyle w:val="Compact"/>
+      </w:pPr>
+      <w:r>
+        <w:t>Image clarity: Are scanned images clear enough to read?</w:t>
+      </w:r>
+    </w:p>
+    <w:p>
+      <w:pPr>
+        <w:pStyle w:val="Compact"/>
+      </w:pPr>
+      <w:r>
+        <w:t>Answer quality: Does it look like a proper exam paper?</w:t>
+      </w:r>
+    </w:p>
+    <w:p>
+      <w:pPr>
+        <w:pStyle w:val="Compact"/>
+      </w:pPr>
+      <w:r>
+        <w:t>Text quality: Is the text readable and well-formed?</w:t>
+      </w:r>
+    </w:p>
+    <w:p>
+      <w:pPr>
+        <w:pStyle w:val="Compact"/>
+      </w:pPr>
+      <w:r>
+        <w:t>Profanity / inappropriate content: Does the file contain offensive material?</w:t>
+      </w:r>
+    </w:p>
+    <w:p>
+      <w:pPr>
+        <w:pStyle w:val="Compact"/>
       </w:pPr>
       <w:r>
         <w:t>Each check returns a score and explanation.</w:t>
@@ -1722,8 +1182,6 @@
       <w:pPr>
         <w:pStyle w:val="Heading3"/>
       </w:pPr>
-      <w:bookmarkStart w:id="23" w:name="moderation-results"/>
-      <w:bookmarkEnd w:id="22"/>
       <w:r>
         <w:t>Moderation Results</w:t>
       </w:r>
@@ -1731,66 +1189,79 @@
     <w:p>
       <w:pPr>
         <w:pStyle w:val="Compact"/>
-        <w:numPr>
-          <w:ilvl w:val="0"/>
-          <w:numId w:val="20"/>
-        </w:numPr>
-      </w:pPr>
-      <w:r>
-        <w:rPr>
-          <w:b/>
-          <w:bCs/>
-        </w:rPr>
-        <w:t>Auto-approved</w:t>
-      </w:r>
-      <w:r>
-        <w:t>: If all checks pass, the question goes live immediately.</w:t>
-      </w:r>
-    </w:p>
-    <w:p>
-      <w:pPr>
-        <w:pStyle w:val="Compact"/>
-        <w:numPr>
-          <w:ilvl w:val="0"/>
-          <w:numId w:val="20"/>
-        </w:numPr>
-      </w:pPr>
-      <w:r>
-        <w:rPr>
-          <w:b/>
-          <w:bCs/>
-        </w:rPr>
-        <w:t>Flagged</w:t>
-      </w:r>
-      <w:r>
-        <w:t>: If some checks raise concerns, the question is sent to admin for manual review.</w:t>
-      </w:r>
-    </w:p>
-    <w:p>
-      <w:pPr>
-        <w:pStyle w:val="Compact"/>
-        <w:numPr>
-          <w:ilvl w:val="0"/>
-          <w:numId w:val="20"/>
-        </w:numPr>
-      </w:pPr>
-      <w:r>
-        <w:rPr>
-          <w:b/>
-          <w:bCs/>
-        </w:rPr>
-        <w:t>Rejected</w:t>
-      </w:r>
-      <w:r>
-        <w:t>: If clearly inappropriate, the question is rejected and the uploader is notified.</w:t>
-      </w:r>
-    </w:p>
-    <w:p>
-      <w:pPr>
-        <w:pStyle w:val="Heading3"/>
-      </w:pPr>
-      <w:bookmarkStart w:id="24" w:name="notifications"/>
-      <w:bookmarkEnd w:id="23"/>
+      </w:pPr>
+      <w:r>
+        <w:t>Auto-approved: If all checks pass, the question goes live immediately.</w:t>
+      </w:r>
+    </w:p>
+    <w:p>
+      <w:pPr>
+        <w:pStyle w:val="Compact"/>
+      </w:pPr>
+      <w:r>
+        <w:t>Flagged: If some checks raise concerns, the question is sent to admin for manual review.</w:t>
+      </w:r>
+    </w:p>
+    <w:p>
+      <w:pPr>
+        <w:pStyle w:val="Compact"/>
+      </w:pPr>
+      <w:r>
+        <w:t>Rejected: If clearly inappropriate, the question is rejected and the uploader is notified.</w:t>
+      </w:r>
+    </w:p>
+    <w:p>
+      <w:pPr>
+        <w:pStyle w:val="Heading3"/>
+      </w:pPr>
+      <w:r>
+        <w:t>Image Compression After Approval</w:t>
+      </w:r>
+    </w:p>
+    <w:p>
+      <w:pPr>
+        <w:pStyle w:val="Compact"/>
+      </w:pPr>
+      <w:r>
+        <w:t>Once a question passes AI moderation and is approved, image files are automatically compressed.</w:t>
+      </w:r>
+    </w:p>
+    <w:p>
+      <w:pPr>
+        <w:pStyle w:val="Compact"/>
+      </w:pPr>
+      <w:r>
+        <w:t>Compression uses sharp (1800px width, mozjpeg quality 82) to reduce file size.</w:t>
+      </w:r>
+    </w:p>
+    <w:p>
+      <w:pPr>
+        <w:pStyle w:val="Compact"/>
+      </w:pPr>
+      <w:r>
+        <w:t>PDF files are skipped — only images are compressed.</w:t>
+      </w:r>
+    </w:p>
+    <w:p>
+      <w:pPr>
+        <w:pStyle w:val="Compact"/>
+      </w:pPr>
+      <w:r>
+        <w:t>Compression runs after the AI verdict, never before — so moderation always judges the original image.</w:t>
+      </w:r>
+    </w:p>
+    <w:p>
+      <w:pPr>
+        <w:pStyle w:val="Compact"/>
+      </w:pPr>
+      <w:r>
+        <w:t>If compression fails for any reason, the original file is kept and publishing is not blocked.</w:t>
+      </w:r>
+    </w:p>
+    <w:p>
+      <w:pPr>
+        <w:pStyle w:val="Heading3"/>
+      </w:pPr>
       <w:r>
         <w:t>Notifications</w:t>
       </w:r>
@@ -1798,80 +1269,1011 @@
     <w:p>
       <w:pPr>
         <w:pStyle w:val="Compact"/>
-        <w:numPr>
-          <w:ilvl w:val="0"/>
-          <w:numId w:val="21"/>
-        </w:numPr>
-      </w:pPr>
-      <w:r>
-        <w:t xml:space="preserve">Students receive </w:t>
-      </w:r>
-      <w:r>
-        <w:rPr>
-          <w:b/>
-          <w:bCs/>
-        </w:rPr>
-        <w:t>email notifications</w:t>
-      </w:r>
-      <w:r>
-        <w:t xml:space="preserve"> when their upload is approved or rejected.</w:t>
-      </w:r>
-    </w:p>
-    <w:p>
-      <w:pPr>
-        <w:pStyle w:val="Compact"/>
-        <w:numPr>
-          <w:ilvl w:val="0"/>
-          <w:numId w:val="21"/>
-        </w:numPr>
+      </w:pPr>
+      <w:r>
+        <w:t>Students receive email notifications when their upload is approved or rejected.</w:t>
+      </w:r>
+    </w:p>
+    <w:p>
+      <w:pPr>
+        <w:pStyle w:val="Compact"/>
       </w:pPr>
       <w:r>
         <w:t>The notification includes feedback from the moderator on why it was rejected (if applicable).</w:t>
       </w:r>
     </w:p>
     <w:p>
-      <w:r>
-        <w:pict w14:anchorId="7FA6CF8D">
-          <v:rect id="_x0000_i1029" style="width:0;height:1.5pt" o:hralign="center" o:hrstd="t" o:hr="t"/>
-        </w:pict>
+      <w:pPr>
+        <w:pStyle w:val="Compact"/>
+      </w:pPr>
+      <w:r>
+        <w:t>Students also receive in-app notifications for moderation outcomes.</w:t>
       </w:r>
     </w:p>
     <w:p>
       <w:pPr>
         <w:pStyle w:val="Heading2"/>
       </w:pPr>
-      <w:bookmarkStart w:id="25" w:name="user-roles-permissions-summary"/>
-      <w:bookmarkEnd w:id="21"/>
-      <w:bookmarkEnd w:id="24"/>
-      <w:r>
-        <w:t>4</w:t>
-      </w:r>
-      <w:r>
-        <w:t>. User Roles &amp; Permissions Summary</w:t>
+      <w:r>
+        <w:t>4. Admin Panel Features</w:t>
+      </w:r>
+    </w:p>
+    <w:p>
+      <w:pPr>
+        <w:pStyle w:val="BodyText"/>
+      </w:pPr>
+      <w:r>
+        <w:t>The admin panel is accessed via a secret URL path (not publicly linked).</w:t>
+      </w:r>
+    </w:p>
+    <w:p>
+      <w:pPr>
+        <w:pStyle w:val="Heading3"/>
+      </w:pPr>
+      <w:r>
+        <w:t>Admin Dashboard</w:t>
+      </w:r>
+    </w:p>
+    <w:p>
+      <w:pPr>
+        <w:pStyle w:val="Compact"/>
+      </w:pPr>
+      <w:r>
+        <w:t>Overview of the entire platform with stat cards: Total Students, Total Questions, Published, Pending, etc.</w:t>
+      </w:r>
+    </w:p>
+    <w:p>
+      <w:pPr>
+        <w:pStyle w:val="Compact"/>
+      </w:pPr>
+      <w:r>
+        <w:t>Charts and graphs showing uploads over time, active students, etc.</w:t>
+      </w:r>
+    </w:p>
+    <w:p>
+      <w:pPr>
+        <w:pStyle w:val="Compact"/>
+      </w:pPr>
+      <w:r>
+        <w:t>Recent activity log (latest uploads, registrations, etc.).</w:t>
+      </w:r>
+    </w:p>
+    <w:p>
+      <w:pPr>
+        <w:pStyle w:val="Compact"/>
+      </w:pPr>
+      <w:r>
+        <w:t>Feedback count filtered by unread items.</w:t>
+      </w:r>
+    </w:p>
+    <w:p>
+      <w:pPr>
+        <w:pStyle w:val="Heading3"/>
+      </w:pPr>
+      <w:r>
+        <w:t>Manage Students</w:t>
+      </w:r>
+    </w:p>
+    <w:p>
+      <w:pPr>
+        <w:pStyle w:val="Compact"/>
+      </w:pPr>
+      <w:r>
+        <w:t>View all students in a table with stat cards at the top showing total, active, and locked counts, plus a breakdown by academic level.</w:t>
+      </w:r>
+    </w:p>
+    <w:p>
+      <w:pPr>
+        <w:pStyle w:val="Compact"/>
+      </w:pPr>
+      <w:r>
+        <w:t>Search and filter students by name, matric number, faculty, programme, or level.</w:t>
+      </w:r>
+    </w:p>
+    <w:p>
+      <w:pPr>
+        <w:pStyle w:val="Compact"/>
+      </w:pPr>
+      <w:r>
+        <w:t>Lock a student’s account with a required reason (shown to the student).</w:t>
+      </w:r>
+    </w:p>
+    <w:p>
+      <w:pPr>
+        <w:pStyle w:val="Compact"/>
+      </w:pPr>
+      <w:r>
+        <w:t>Unlock a previously locked account.</w:t>
+      </w:r>
+    </w:p>
+    <w:p>
+      <w:pPr>
+        <w:pStyle w:val="Compact"/>
+      </w:pPr>
+      <w:r>
+        <w:t>View a student’s upload history and enforce or waive the upload obligation per student.</w:t>
+      </w:r>
+    </w:p>
+    <w:p>
+      <w:pPr>
+        <w:pStyle w:val="Heading3"/>
+      </w:pPr>
+      <w:r>
+        <w:t>Manage Questions</w:t>
+      </w:r>
+    </w:p>
+    <w:p>
+      <w:pPr>
+        <w:pStyle w:val="Compact"/>
+      </w:pPr>
+      <w:r>
+        <w:t>View all questions in a table with S/N column, filters (status, course, date, uploader, programme, level, search).</w:t>
+      </w:r>
+    </w:p>
+    <w:p>
+      <w:pPr>
+        <w:pStyle w:val="Compact"/>
+      </w:pPr>
+      <w:r>
+        <w:t>Approve pending questions to make them live.</w:t>
+      </w:r>
+    </w:p>
+    <w:p>
+      <w:pPr>
+        <w:pStyle w:val="Compact"/>
+      </w:pPr>
+      <w:r>
+        <w:t>Reject questions with a reason.</w:t>
+      </w:r>
+    </w:p>
+    <w:p>
+      <w:pPr>
+        <w:pStyle w:val="Compact"/>
+      </w:pPr>
+      <w:r>
+        <w:t>Edit question metadata (course, year, semester, type). The edit modal now correctly shows the real academic level and programme name (not always 100L / General).</w:t>
+      </w:r>
+    </w:p>
+    <w:p>
+      <w:pPr>
+        <w:pStyle w:val="Compact"/>
+      </w:pPr>
+      <w:r>
+        <w:t>Upload replacement files if the original is poor quality.</w:t>
+      </w:r>
+    </w:p>
+    <w:p>
+      <w:pPr>
+        <w:pStyle w:val="Compact"/>
+      </w:pPr>
+      <w:r>
+        <w:t>Delete questions permanently.</w:t>
+      </w:r>
+    </w:p>
+    <w:p>
+      <w:pPr>
+        <w:pStyle w:val="Compact"/>
+      </w:pPr>
+      <w:r>
+        <w:t>The edit modal is scrollable so the Save button is always reachable.</w:t>
+      </w:r>
+    </w:p>
+    <w:p>
+      <w:pPr>
+        <w:pStyle w:val="Heading3"/>
+      </w:pPr>
+      <w:r>
+        <w:t>Manage Courses</w:t>
+      </w:r>
+    </w:p>
+    <w:p>
+      <w:pPr>
+        <w:pStyle w:val="Compact"/>
+      </w:pPr>
+      <w:r>
+        <w:t>View all courses in a searchable table with S/N numbering.</w:t>
+      </w:r>
+    </w:p>
+    <w:p>
+      <w:pPr>
+        <w:pStyle w:val="Compact"/>
+      </w:pPr>
+      <w:r>
+        <w:t>Create new courses (name, code, faculty, programme, level).</w:t>
+      </w:r>
+    </w:p>
+    <w:p>
+      <w:pPr>
+        <w:pStyle w:val="Compact"/>
+      </w:pPr>
+      <w:r>
+        <w:t>Inline editing: click the pencil icon to edit a course’s code, title, and level directly in the table.</w:t>
+      </w:r>
+    </w:p>
+    <w:p>
+      <w:pPr>
+        <w:pStyle w:val="Compact"/>
+      </w:pPr>
+      <w:r>
+        <w:t>Delete courses with a confirmation dialog (this removes linked questions).</w:t>
+      </w:r>
+    </w:p>
+    <w:p>
+      <w:pPr>
+        <w:pStyle w:val="Compact"/>
+      </w:pPr>
+      <w:r>
+        <w:t>Course scope: choose Departmental, Shared, or General.</w:t>
+      </w:r>
+    </w:p>
+    <w:p>
+      <w:pPr>
+        <w:pStyle w:val="Compact"/>
+      </w:pPr>
+      <w:r>
+        <w:t>Programme ownership: for departmental or shared courses, assign an owning programme via a dropdown. General scope hides the owner picker.</w:t>
+      </w:r>
+    </w:p>
+    <w:p>
+      <w:pPr>
+        <w:pStyle w:val="Compact"/>
+      </w:pPr>
+      <w:r>
+        <w:t>Shared courses can be linked to multiple programmes via “Add programme” and “Remove programme” buttons.</w:t>
+      </w:r>
+    </w:p>
+    <w:p>
+      <w:pPr>
+        <w:pStyle w:val="Heading3"/>
+      </w:pPr>
+      <w:r>
+        <w:t>Manage Feedback</w:t>
+      </w:r>
+    </w:p>
+    <w:p>
+      <w:pPr>
+        <w:pStyle w:val="Compact"/>
+      </w:pPr>
+      <w:r>
+        <w:t>View all feedback submissions in a table.</w:t>
+      </w:r>
+    </w:p>
+    <w:p>
+      <w:pPr>
+        <w:pStyle w:val="Compact"/>
+      </w:pPr>
+      <w:r>
+        <w:t>Feedback is automatically marked as read when the admin views it.</w:t>
+      </w:r>
+    </w:p>
+    <w:p>
+      <w:pPr>
+        <w:pStyle w:val="Compact"/>
+      </w:pPr>
+      <w:r>
+        <w:t>Mark all feedback as read with one click.</w:t>
+      </w:r>
+    </w:p>
+    <w:p>
+      <w:pPr>
+        <w:pStyle w:val="Compact"/>
+      </w:pPr>
+      <w:r>
+        <w:t>Delete feedback entries.</w:t>
+      </w:r>
+    </w:p>
+    <w:p>
+      <w:pPr>
+        <w:pStyle w:val="Heading3"/>
+      </w:pPr>
+      <w:r>
+        <w:t>Activity Logs</w:t>
+      </w:r>
+    </w:p>
+    <w:p>
+      <w:pPr>
+        <w:pStyle w:val="Compact"/>
+      </w:pPr>
+      <w:r>
+        <w:t>A complete log of every action taken on the platform.</w:t>
+      </w:r>
+    </w:p>
+    <w:p>
+      <w:pPr>
+        <w:pStyle w:val="Compact"/>
+      </w:pPr>
+      <w:r>
+        <w:t>Only student activity is shown by default — admin events (admin.* prefix) and admin paths (/admin/) are excluded.</w:t>
+      </w:r>
+    </w:p>
+    <w:p>
+      <w:pPr>
+        <w:pStyle w:val="Compact"/>
+      </w:pPr>
+      <w:r>
+        <w:t>Searchable by user email, action type, or date range.</w:t>
+      </w:r>
+    </w:p>
+    <w:p>
+      <w:pPr>
+        <w:pStyle w:val="Compact"/>
+      </w:pPr>
+      <w:r>
+        <w:t>Export logs as CSV for offline analysis.</w:t>
+      </w:r>
+    </w:p>
+    <w:p>
+      <w:pPr>
+        <w:pStyle w:val="Compact"/>
+      </w:pPr>
+      <w:r>
+        <w:t>Helps with auditing and troubleshooting.</w:t>
+      </w:r>
+    </w:p>
+    <w:p>
+      <w:pPr>
+        <w:pStyle w:val="Heading3"/>
+      </w:pPr>
+      <w:r>
+        <w:t>Broadcast Emails</w:t>
+      </w:r>
+    </w:p>
+    <w:p>
+      <w:pPr>
+        <w:pStyle w:val="Compact"/>
+      </w:pPr>
+      <w:r>
+        <w:t>Send a one-time email to all students or a filtered subset (by faculty, programme, level, or specific students picked via search).</w:t>
+      </w:r>
+    </w:p>
+    <w:p>
+      <w:pPr>
+        <w:pStyle w:val="Compact"/>
+      </w:pPr>
+      <w:r>
+        <w:t>Supports HTML formatting with a toolbar (bold, italic, underline, headings, lists).</w:t>
+      </w:r>
+    </w:p>
+    <w:p>
+      <w:pPr>
+        <w:pStyle w:val="Compact"/>
+      </w:pPr>
+      <w:r>
+        <w:t>Personalisation: use placeholders like {{full_name}}, {{matric_number}}, {{email}}, {{programme}}, {{level}}, {{login_url}} in the subject or body — they’re replaced with each student’s actual data when sent.</w:t>
+      </w:r>
+    </w:p>
+    <w:p>
+      <w:pPr>
+        <w:pStyle w:val="Compact"/>
+      </w:pPr>
+      <w:r>
+        <w:t>Shows a live recipient count and preview before sending.</w:t>
+      </w:r>
+    </w:p>
+    <w:p>
+      <w:pPr>
+        <w:pStyle w:val="Compact"/>
+      </w:pPr>
+      <w:r>
+        <w:t>Sends via cascading email providers (Resend, Brevo, Mailjet) for reliability.</w:t>
+      </w:r>
+    </w:p>
+    <w:p>
+      <w:pPr>
+        <w:pStyle w:val="Compact"/>
+      </w:pPr>
+      <w:r>
+        <w:t>Broadcast sender is shown as “EQB Admin &lt;admin@eqb.info&gt;”.</w:t>
+      </w:r>
+    </w:p>
+    <w:p>
+      <w:pPr>
+        <w:pStyle w:val="Compact"/>
+      </w:pPr>
+      <w:r>
+        <w:t>A history of past broadcasts is displayed on the Broadcast page, including sent count, failures, and status.</w:t>
+      </w:r>
+    </w:p>
+    <w:p>
+      <w:pPr>
+        <w:pStyle w:val="Heading3"/>
+      </w:pPr>
+      <w:r>
+        <w:t>Email Templates</w:t>
+      </w:r>
+    </w:p>
+    <w:p>
+      <w:pPr>
+        <w:pStyle w:val="Compact"/>
+      </w:pPr>
+      <w:r>
+        <w:t>View and edit the content of all automated emails.</w:t>
+      </w:r>
+    </w:p>
+    <w:p>
+      <w:pPr>
+        <w:pStyle w:val="Compact"/>
+      </w:pPr>
+      <w:r>
+        <w:t>Types: verification email, password reset, welcome email, upload approved, upload rejected.</w:t>
+      </w:r>
+    </w:p>
+    <w:p>
+      <w:pPr>
+        <w:pStyle w:val="Compact"/>
+      </w:pPr>
+      <w:r>
+        <w:t>Uses a simple rich-text editor or text area.</w:t>
+      </w:r>
+    </w:p>
+    <w:p>
+      <w:pPr>
+        <w:pStyle w:val="Compact"/>
+      </w:pPr>
+      <w:r>
+        <w:t>Changes take effect immediately.</w:t>
+      </w:r>
+    </w:p>
+    <w:p>
+      <w:pPr>
+        <w:pStyle w:val="Heading3"/>
+      </w:pPr>
+      <w:r>
+        <w:t>System Settings</w:t>
+      </w:r>
+    </w:p>
+    <w:p>
+      <w:pPr>
+        <w:pStyle w:val="Compact"/>
+      </w:pPr>
+      <w:r>
+        <w:t>Configure global platform settings:</w:t>
+      </w:r>
+    </w:p>
+    <w:p>
+      <w:pPr>
+        <w:pStyle w:val="Compact"/>
+      </w:pPr>
+      <w:r>
+        <w:t>Upload window: how many days before a student must upload (obligation period).</w:t>
+      </w:r>
+    </w:p>
+    <w:p>
+      <w:pPr>
+        <w:pStyle w:val="Compact"/>
+      </w:pPr>
+      <w:r>
+        <w:t>Max uploads per day/week: limit how many files a student can upload.</w:t>
+      </w:r>
+    </w:p>
+    <w:p>
+      <w:pPr>
+        <w:pStyle w:val="Compact"/>
+      </w:pPr>
+      <w:r>
+        <w:t>Max upload size: maximum file size for uploads.</w:t>
+      </w:r>
+    </w:p>
+    <w:p>
+      <w:pPr>
+        <w:pStyle w:val="Compact"/>
+      </w:pPr>
+      <w:r>
+        <w:t>Allowed file types: which formats are accepted (PDF, PNG, JPG, etc.).</w:t>
+      </w:r>
+    </w:p>
+    <w:p>
+      <w:pPr>
+        <w:pStyle w:val="Compact"/>
+      </w:pPr>
+      <w:r>
+        <w:t>Moderation settings: which AI provider to use, confidence thresholds, etc.</w:t>
+      </w:r>
+    </w:p>
+    <w:p>
+      <w:pPr>
+        <w:pStyle w:val="Compact"/>
+      </w:pPr>
+      <w:r>
+        <w:t>Site name, logo, favicon: customise the platform branding.</w:t>
+      </w:r>
+    </w:p>
+    <w:p>
+      <w:pPr>
+        <w:pStyle w:val="Heading3"/>
+      </w:pPr>
+      <w:r>
+        <w:t>Admin Management</w:t>
+      </w:r>
+    </w:p>
+    <w:p>
+      <w:pPr>
+        <w:pStyle w:val="Compact"/>
+      </w:pPr>
+      <w:r>
+        <w:t>View all admin accounts.</w:t>
+      </w:r>
+    </w:p>
+    <w:p>
+      <w:pPr>
+        <w:pStyle w:val="Compact"/>
+      </w:pPr>
+      <w:r>
+        <w:t>Add new admins by email.</w:t>
+      </w:r>
+    </w:p>
+    <w:p>
+      <w:pPr>
+        <w:pStyle w:val="Compact"/>
+      </w:pPr>
+      <w:r>
+        <w:t>Remove admins from the system.</w:t>
+      </w:r>
+    </w:p>
+    <w:p>
+      <w:pPr>
+        <w:pStyle w:val="Compact"/>
+      </w:pPr>
+      <w:r>
+        <w:t>Admins cannot delete themselves (prevents lockout).</w:t>
+      </w:r>
+    </w:p>
+    <w:p>
+      <w:pPr>
+        <w:pStyle w:val="Heading3"/>
+      </w:pPr>
+      <w:r>
+        <w:t>Analytics &amp; Reports</w:t>
+      </w:r>
+    </w:p>
+    <w:p>
+      <w:pPr>
+        <w:pStyle w:val="Compact"/>
+      </w:pPr>
+      <w:r>
+        <w:t>Monthly trend charts: uploads, registrations, active students.</w:t>
+      </w:r>
+    </w:p>
+    <w:p>
+      <w:pPr>
+        <w:pStyle w:val="Compact"/>
+      </w:pPr>
+      <w:r>
+        <w:t>Breakdowns by faculty, programme, and level.</w:t>
+      </w:r>
+    </w:p>
+    <w:p>
+      <w:pPr>
+        <w:pStyle w:val="Compact"/>
+      </w:pPr>
+      <w:r>
+        <w:t>Top-contributing students leaderboard.</w:t>
+      </w:r>
+    </w:p>
+    <w:p>
+      <w:pPr>
+        <w:pStyle w:val="Compact"/>
+      </w:pPr>
+      <w:r>
+        <w:t>Export reports as CSV for external analysis.</w:t>
+      </w:r>
+    </w:p>
+    <w:p>
+      <w:pPr>
+        <w:pStyle w:val="Heading3"/>
+      </w:pPr>
+      <w:r>
+        <w:t>Bulk Upload</w:t>
+      </w:r>
+    </w:p>
+    <w:p>
+      <w:pPr>
+        <w:pStyle w:val="Compact"/>
+      </w:pPr>
+      <w:r>
+        <w:t>Upload multiple questions at once via a CSV/XLSX file or ZIP archive.</w:t>
+      </w:r>
+    </w:p>
+    <w:p>
+      <w:pPr>
+        <w:pStyle w:val="Compact"/>
+      </w:pPr>
+      <w:r>
+        <w:t>The system parses the file and creates multiple question entries.</w:t>
+      </w:r>
+    </w:p>
+    <w:p>
+      <w:pPr>
+        <w:pStyle w:val="Compact"/>
+      </w:pPr>
+      <w:r>
+        <w:t>Useful for importing large sets of past papers from partner universities.</w:t>
+      </w:r>
+    </w:p>
+    <w:p>
+      <w:pPr>
+        <w:pStyle w:val="Heading3"/>
+      </w:pPr>
+      <w:r>
+        <w:t>Data Import</w:t>
+      </w:r>
+    </w:p>
+    <w:p>
+      <w:pPr>
+        <w:pStyle w:val="Compact"/>
+      </w:pPr>
+      <w:r>
+        <w:t>Import course and question data from external sources or partner databases.</w:t>
+      </w:r>
+    </w:p>
+    <w:p>
+      <w:pPr>
+        <w:pStyle w:val="Compact"/>
+      </w:pPr>
+      <w:r>
+        <w:t>Map external data fields to the platform’s format.</w:t>
+      </w:r>
+    </w:p>
+    <w:p>
+      <w:pPr>
+        <w:pStyle w:val="Heading3"/>
+      </w:pPr>
+      <w:r>
+        <w:t>Test Email</w:t>
+      </w:r>
+    </w:p>
+    <w:p>
+      <w:pPr>
+        <w:pStyle w:val="Compact"/>
+      </w:pPr>
+      <w:r>
+        <w:t>A tool to send a test email to verify that email delivery is working correctly.</w:t>
+      </w:r>
+    </w:p>
+    <w:p>
+      <w:pPr>
+        <w:pStyle w:val="Compact"/>
+      </w:pPr>
+      <w:r>
+        <w:t>Enter a recipient email and send a sample message.</w:t>
+      </w:r>
+    </w:p>
+    <w:p>
+      <w:pPr>
+        <w:pStyle w:val="Compact"/>
+      </w:pPr>
+      <w:r>
+        <w:t>The system tests all three email providers (Resend, Brevo, Mailjet) in cascade.</w:t>
+      </w:r>
+    </w:p>
+    <w:p>
+      <w:pPr>
+        <w:pStyle w:val="Heading2"/>
+      </w:pPr>
+      <w:r>
+        <w:t>5. Technical / System Features</w:t>
+      </w:r>
+    </w:p>
+    <w:p>
+      <w:pPr>
+        <w:pStyle w:val="Heading3"/>
+      </w:pPr>
+      <w:r>
+        <w:t>Database</w:t>
+      </w:r>
+    </w:p>
+    <w:p>
+      <w:pPr>
+        <w:pStyle w:val="Compact"/>
+      </w:pPr>
+      <w:r>
+        <w:t>All data stored in PostgreSQL (via Supabase).</w:t>
+      </w:r>
+    </w:p>
+    <w:p>
+      <w:pPr>
+        <w:pStyle w:val="Compact"/>
+      </w:pPr>
+      <w:r>
+        <w:t>Row-Level Security (RLS) policies control what each user can see and do.</w:t>
+      </w:r>
+    </w:p>
+    <w:p>
+      <w:pPr>
+        <w:pStyle w:val="Compact"/>
+      </w:pPr>
+      <w:r>
+        <w:t>Tables include: students, admins, courses, questions, feedback, settings, activity logs, email templates, broadcasts, notifications, shared course requests, shared course votes.</w:t>
+      </w:r>
+    </w:p>
+    <w:p>
+      <w:pPr>
+        <w:pStyle w:val="Heading3"/>
+      </w:pPr>
+      <w:r>
+        <w:t>File Storage</w:t>
+      </w:r>
+    </w:p>
+    <w:p>
+      <w:pPr>
+        <w:pStyle w:val="Compact"/>
+      </w:pPr>
+      <w:r>
+        <w:t>Uploaded files (PDFs and images) are stored in cloud storage (Supabase Storage / S3-compatible).</w:t>
+      </w:r>
+    </w:p>
+    <w:p>
+      <w:pPr>
+        <w:pStyle w:val="Compact"/>
+      </w:pPr>
+      <w:r>
+        <w:t>Each file has a unique path and is served with access controls.</w:t>
+      </w:r>
+    </w:p>
+    <w:p>
+      <w:pPr>
+        <w:pStyle w:val="Compact"/>
+      </w:pPr>
+      <w:r>
+        <w:t>Approved files are publicly accessible via the storage API (no auth required).</w:t>
+      </w:r>
+    </w:p>
+    <w:p>
+      <w:pPr>
+        <w:pStyle w:val="Compact"/>
+      </w:pPr>
+      <w:r>
+        <w:t>Pending/rejected files and solutions require authentication.</w:t>
+      </w:r>
+    </w:p>
+    <w:p>
+      <w:pPr>
+        <w:pStyle w:val="Heading3"/>
+      </w:pPr>
+      <w:r>
+        <w:t>Authentication</w:t>
+      </w:r>
+    </w:p>
+    <w:p>
+      <w:pPr>
+        <w:pStyle w:val="Compact"/>
+      </w:pPr>
+      <w:r>
+        <w:t>Handled by Supabase Auth.</w:t>
+      </w:r>
+    </w:p>
+    <w:p>
+      <w:pPr>
+        <w:pStyle w:val="Compact"/>
+      </w:pPr>
+      <w:r>
+        <w:t>Supports email/password login, email verification, and password reset.</w:t>
+      </w:r>
+    </w:p>
+    <w:p>
+      <w:pPr>
+        <w:pStyle w:val="Compact"/>
+      </w:pPr>
+      <w:r>
+        <w:t>Session management with refresh tokens.</w:t>
+      </w:r>
+    </w:p>
+    <w:p>
+      <w:pPr>
+        <w:pStyle w:val="Heading3"/>
+      </w:pPr>
+      <w:r>
+        <w:t>Email Delivery (Cascading Providers)</w:t>
+      </w:r>
+    </w:p>
+    <w:p>
+      <w:pPr>
+        <w:pStyle w:val="Compact"/>
+      </w:pPr>
+      <w:r>
+        <w:t>Emails are sent using a three-provider cascade for reliability.</w:t>
+      </w:r>
+    </w:p>
+    <w:p>
+      <w:pPr>
+        <w:pStyle w:val="Compact"/>
+      </w:pPr>
+      <w:r>
+        <w:t>Primary: Resend. Falls back to Brevo, then Mailjet if the previous provider fails.</w:t>
+      </w:r>
+    </w:p>
+    <w:p>
+      <w:pPr>
+        <w:pStyle w:val="Compact"/>
+      </w:pPr>
+      <w:r>
+        <w:t>Templates are stored in the database and can be edited from the admin panel.</w:t>
+      </w:r>
+    </w:p>
+    <w:p>
+      <w:pPr>
+        <w:pStyle w:val="Compact"/>
+      </w:pPr>
+      <w:r>
+        <w:t>Types: verification, welcome, password reset, upload approved, upload rejected, broadcast, test.</w:t>
+      </w:r>
+    </w:p>
+    <w:p>
+      <w:pPr>
+        <w:pStyle w:val="Heading3"/>
+      </w:pPr>
+      <w:r>
+        <w:t>Activity Logging</w:t>
+      </w:r>
+    </w:p>
+    <w:p>
+      <w:pPr>
+        <w:pStyle w:val="Compact"/>
+      </w:pPr>
+      <w:r>
+        <w:t>Every important user action is recorded.</w:t>
+      </w:r>
+    </w:p>
+    <w:p>
+      <w:pPr>
+        <w:pStyle w:val="Compact"/>
+      </w:pPr>
+      <w:r>
+        <w:t>Uploads, downloads, logins, admin actions, moderation decisions.</w:t>
+      </w:r>
+    </w:p>
+    <w:p>
+      <w:pPr>
+        <w:pStyle w:val="Compact"/>
+      </w:pPr>
+      <w:r>
+        <w:t>Stored with timestamp, user ID, action type, and metadata.</w:t>
+      </w:r>
+    </w:p>
+    <w:p>
+      <w:pPr>
+        <w:pStyle w:val="Compact"/>
+      </w:pPr>
+      <w:r>
+        <w:t>Viewable in the admin Activity Log page.</w:t>
+      </w:r>
+    </w:p>
+    <w:p>
+      <w:pPr>
+        <w:pStyle w:val="Heading3"/>
+      </w:pPr>
+      <w:r>
+        <w:t>Logger (Console Suppression)</w:t>
+      </w:r>
+    </w:p>
+    <w:p>
+      <w:pPr>
+        <w:pStyle w:val="Compact"/>
+      </w:pPr>
+      <w:r>
+        <w:t>In production, console.log and console.warn are suppressed to reduce noise.</w:t>
+      </w:r>
+    </w:p>
+    <w:p>
+      <w:pPr>
+        <w:pStyle w:val="Compact"/>
+      </w:pPr>
+      <w:r>
+        <w:t>console.error is kept for critical issues.</w:t>
+      </w:r>
+    </w:p>
+    <w:p>
+      <w:pPr>
+        <w:pStyle w:val="Compact"/>
+      </w:pPr>
+      <w:r>
+        <w:t>Database logging is unaffected — all events are still persisted.</w:t>
+      </w:r>
+    </w:p>
+    <w:p>
+      <w:pPr>
+        <w:pStyle w:val="Heading3"/>
+      </w:pPr>
+      <w:r>
+        <w:t>Content Security Policy (CSP)</w:t>
+      </w:r>
+    </w:p>
+    <w:p>
+      <w:pPr>
+        <w:pStyle w:val="Compact"/>
+      </w:pPr>
+      <w:r>
+        <w:t>CSP headers are configured via both Next.js config and Netlify configuration.</w:t>
+      </w:r>
+    </w:p>
+    <w:p>
+      <w:pPr>
+        <w:pStyle w:val="Compact"/>
+      </w:pPr>
+      <w:r>
+        <w:t>Allows scripts and connections to https://vercel.live for Vercel Live Feedback.</w:t>
+      </w:r>
+    </w:p>
+    <w:p>
+      <w:pPr>
+        <w:pStyle w:val="Compact"/>
+      </w:pPr>
+      <w:r>
+        <w:t>Frame-src allows https://vercel.live for embedded feedback widgets.</w:t>
+      </w:r>
+    </w:p>
+    <w:p>
+      <w:pPr>
+        <w:pStyle w:val="Compact"/>
+      </w:pPr>
+      <w:r>
+        <w:t>Media-src allows self, data URIs, and blob URIs for image viewing.</w:t>
+      </w:r>
+    </w:p>
+    <w:p>
+      <w:pPr>
+        <w:pStyle w:val="Heading3"/>
+      </w:pPr>
+      <w:r>
+        <w:t>API Route Protection</w:t>
+      </w:r>
+    </w:p>
+    <w:p>
+      <w:pPr>
+        <w:pStyle w:val="Compact"/>
+      </w:pPr>
+      <w:r>
+        <w:t>Public routes: landing, login, register, verify, password reset, public question view.</w:t>
+      </w:r>
+    </w:p>
+    <w:p>
+      <w:pPr>
+        <w:pStyle w:val="Compact"/>
+      </w:pPr>
+      <w:r>
+        <w:t>Protected routes: student pages (require valid session + upload obligation check).</w:t>
+      </w:r>
+    </w:p>
+    <w:p>
+      <w:pPr>
+        <w:pStyle w:val="Compact"/>
+      </w:pPr>
+      <w:r>
+        <w:t>Admin routes: require admin session (separate from student auth).</w:t>
+      </w:r>
+    </w:p>
+    <w:p>
+      <w:pPr>
+        <w:pStyle w:val="Compact"/>
+      </w:pPr>
+      <w:r>
+        <w:t>Rate limiting on auth endpoints to prevent abuse.</w:t>
+      </w:r>
+    </w:p>
+    <w:p>
+      <w:pPr>
+        <w:pStyle w:val="Heading2"/>
+      </w:pPr>
+      <w:r>
+        <w:t>6. User Roles &amp; Permissions Summary</w:t>
       </w:r>
     </w:p>
     <w:tbl>
       <w:tblPr>
         <w:tblStyle w:val="Table"/>
-        <w:tblW w:w="5000" w:type="pct"/>
-        <w:tblLook w:val="0020" w:firstRow="1" w:lastRow="0" w:firstColumn="0" w:lastColumn="0" w:noHBand="0" w:noVBand="0"/>
+        <w:tblW w:type="auto" w:w="0"/>
+        <w:tblLook w:firstColumn="1" w:firstRow="1" w:lastColumn="0" w:lastRow="0" w:noHBand="0" w:noVBand="1" w:val="04A0"/>
       </w:tblPr>
       <w:tblGrid>
-        <w:gridCol w:w="1909"/>
-        <w:gridCol w:w="7667"/>
+        <w:gridCol w:w="4680"/>
+        <w:gridCol w:w="4680"/>
       </w:tblGrid>
       <w:tr>
-        <w:trPr>
-          <w:cnfStyle w:val="100000000000" w:firstRow="1" w:lastRow="0" w:firstColumn="0" w:lastColumn="0" w:oddVBand="0" w:evenVBand="0" w:oddHBand="0" w:evenHBand="0" w:firstRowFirstColumn="0" w:firstRowLastColumn="0" w:lastRowFirstColumn="0" w:lastRowLastColumn="0"/>
-        </w:trPr>
         <w:tc>
           <w:tcPr>
-            <w:tcW w:w="0" w:type="auto"/>
+            <w:tcW w:type="dxa" w:w="4680"/>
           </w:tcPr>
           <w:p>
-            <w:pPr>
-              <w:pStyle w:val="Compact"/>
-            </w:pPr>
             <w:r>
               <w:t>Role</w:t>
             </w:r>
@@ -1879,12 +2281,9 @@
         </w:tc>
         <w:tc>
           <w:tcPr>
-            <w:tcW w:w="0" w:type="auto"/>
+            <w:tcW w:type="dxa" w:w="4680"/>
           </w:tcPr>
           <w:p>
-            <w:pPr>
-              <w:pStyle w:val="Compact"/>
-            </w:pPr>
             <w:r>
               <w:t>Can Do</w:t>
             </w:r>
@@ -1894,34 +2293,21 @@
       <w:tr>
         <w:tc>
           <w:tcPr>
-            <w:tcW w:w="0" w:type="auto"/>
+            <w:tcW w:type="dxa" w:w="4680"/>
           </w:tcPr>
           <w:p>
-            <w:pPr>
-              <w:pStyle w:val="Compact"/>
-            </w:pPr>
             <w:r>
-              <w:rPr>
-                <w:b/>
-                <w:bCs/>
-              </w:rPr>
-              <w:t>Visitor</w:t>
-            </w:r>
-            <w:r>
-              <w:t xml:space="preserve"> (not logged in)</w:t>
+              <w:t>Visitor (not logged in)</w:t>
             </w:r>
           </w:p>
         </w:tc>
         <w:tc>
           <w:tcPr>
-            <w:tcW w:w="0" w:type="auto"/>
+            <w:tcW w:type="dxa" w:w="4680"/>
           </w:tcPr>
           <w:p>
-            <w:pPr>
-              <w:pStyle w:val="Compact"/>
-            </w:pPr>
             <w:r>
-              <w:t>View landing page, search/browse courses, view course list</w:t>
+              <w:t>View landing page, search/browse courses, view course list, view public question pages</w:t>
             </w:r>
           </w:p>
         </w:tc>
@@ -1929,34 +2315,21 @@
       <w:tr>
         <w:tc>
           <w:tcPr>
-            <w:tcW w:w="0" w:type="auto"/>
+            <w:tcW w:type="dxa" w:w="4680"/>
           </w:tcPr>
           <w:p>
-            <w:pPr>
-              <w:pStyle w:val="Compact"/>
-            </w:pPr>
             <w:r>
-              <w:rPr>
-                <w:b/>
-                <w:bCs/>
-              </w:rPr>
-              <w:t>Student</w:t>
-            </w:r>
-            <w:r>
-              <w:t xml:space="preserve"> (verified)</w:t>
+              <w:t>Student (verified)</w:t>
             </w:r>
           </w:p>
         </w:tc>
         <w:tc>
           <w:tcPr>
-            <w:tcW w:w="0" w:type="auto"/>
+            <w:tcW w:type="dxa" w:w="4680"/>
           </w:tcPr>
           <w:p>
-            <w:pPr>
-              <w:pStyle w:val="Compact"/>
-            </w:pPr>
             <w:r>
-              <w:t>Login, browse courses, view/download questions, upload questions, vote/rate, comment, submit feedback, manage profile</w:t>
+              <w:t>Login, browse courses, view/download questions, upload questions, vote/rate, comment, submit feedback, manage profile, receive in-app notifications, create/approve shared course requests</w:t>
             </w:r>
           </w:p>
         </w:tc>
@@ -1964,64 +2337,60 @@
       <w:tr>
         <w:tc>
           <w:tcPr>
-            <w:tcW w:w="0" w:type="auto"/>
+            <w:tcW w:type="dxa" w:w="4680"/>
           </w:tcPr>
           <w:p>
-            <w:pPr>
-              <w:pStyle w:val="Compact"/>
-            </w:pPr>
             <w:r>
-              <w:rPr>
-                <w:b/>
-                <w:bCs/>
-              </w:rPr>
-              <w:t>Student</w:t>
-            </w:r>
-            <w:r>
-              <w:t xml:space="preserve"> (locked)</w:t>
+              <w:t>Student (locked)</w:t>
             </w:r>
           </w:p>
         </w:tc>
         <w:tc>
           <w:tcPr>
-            <w:tcW w:w="0" w:type="auto"/>
+            <w:tcW w:type="dxa" w:w="4680"/>
           </w:tcPr>
           <w:p>
-            <w:pPr>
-              <w:pStyle w:val="Compact"/>
-            </w:pPr>
             <w:r>
               <w:t>Cannot browse or download until they upload a question</w:t>
             </w:r>
           </w:p>
         </w:tc>
       </w:tr>
+      <w:tr>
+        <w:tc>
+          <w:tcPr>
+            <w:tcW w:type="dxa" w:w="4680"/>
+          </w:tcPr>
+          <w:p>
+            <w:r>
+              <w:t>Admin</w:t>
+            </w:r>
+          </w:p>
+        </w:tc>
+        <w:tc>
+          <w:tcPr>
+            <w:tcW w:type="dxa" w:w="4680"/>
+          </w:tcPr>
+          <w:p>
+            <w:r>
+              <w:t>Everything students can do + manage questions/courses/students/feedback/settings/admins, view analytics, import/export data, edit email templates, view logs, send broadcasts, send test emails, manage course ownership and programme linking</w:t>
+            </w:r>
+          </w:p>
+        </w:tc>
+      </w:tr>
     </w:tbl>
     <w:p>
-      <w:r>
-        <w:pict w14:anchorId="063E439D">
-          <v:rect id="_x0000_i1032" style="width:0;height:1.5pt" o:hralign="center" o:hrstd="t" o:hr="t"/>
-        </w:pict>
-      </w:r>
-    </w:p>
-    <w:p>
       <w:pPr>
         <w:pStyle w:val="Heading2"/>
       </w:pPr>
-      <w:bookmarkStart w:id="26" w:name="key-workflows"/>
-      <w:bookmarkEnd w:id="25"/>
-      <w:r>
-        <w:t>5</w:t>
-      </w:r>
-      <w:r>
-        <w:t>. Key Workflows</w:t>
-      </w:r>
-    </w:p>
-    <w:p>
-      <w:pPr>
-        <w:pStyle w:val="Heading3"/>
-      </w:pPr>
-      <w:bookmarkStart w:id="27" w:name="student-onboarding"/>
+      <w:r>
+        <w:t>7. Key Workflows</w:t>
+      </w:r>
+    </w:p>
+    <w:p>
+      <w:pPr>
+        <w:pStyle w:val="Heading3"/>
+      </w:pPr>
       <w:r>
         <w:t>Student Onboarding</w:t>
       </w:r>
@@ -2029,10 +2398,6 @@
     <w:p>
       <w:pPr>
         <w:pStyle w:val="Compact"/>
-        <w:numPr>
-          <w:ilvl w:val="0"/>
-          <w:numId w:val="22"/>
-        </w:numPr>
       </w:pPr>
       <w:r>
         <w:t>Visit landing page</w:t>
@@ -2041,10 +2406,6 @@
     <w:p>
       <w:pPr>
         <w:pStyle w:val="Compact"/>
-        <w:numPr>
-          <w:ilvl w:val="0"/>
-          <w:numId w:val="22"/>
-        </w:numPr>
       </w:pPr>
       <w:r>
         <w:t>Register with university email + select faculty/programme/level</w:t>
@@ -2053,35 +2414,22 @@
     <w:p>
       <w:pPr>
         <w:pStyle w:val="Compact"/>
-        <w:numPr>
-          <w:ilvl w:val="0"/>
-          <w:numId w:val="22"/>
-        </w:numPr>
-      </w:pPr>
-      <w:r>
-        <w:lastRenderedPageBreak/>
-        <w:t>Verify email via code sent to inbox</w:t>
-      </w:r>
-    </w:p>
-    <w:p>
-      <w:pPr>
-        <w:pStyle w:val="Compact"/>
-        <w:numPr>
-          <w:ilvl w:val="0"/>
-          <w:numId w:val="22"/>
-        </w:numPr>
-      </w:pPr>
-      <w:r>
-        <w:t>Set password</w:t>
-      </w:r>
-    </w:p>
-    <w:p>
-      <w:pPr>
-        <w:pStyle w:val="Compact"/>
-        <w:numPr>
-          <w:ilvl w:val="0"/>
-          <w:numId w:val="22"/>
-        </w:numPr>
+      </w:pPr>
+      <w:r>
+        <w:t>Verify email via code sent to inbox (enter 6-digit OTP — supports paste)</w:t>
+      </w:r>
+    </w:p>
+    <w:p>
+      <w:pPr>
+        <w:pStyle w:val="Compact"/>
+      </w:pPr>
+      <w:r>
+        <w:t>Set password (with visibility toggle)</w:t>
+      </w:r>
+    </w:p>
+    <w:p>
+      <w:pPr>
+        <w:pStyle w:val="Compact"/>
       </w:pPr>
       <w:r>
         <w:t>Login and start using the platform</w:t>
@@ -2091,8 +2439,6 @@
       <w:pPr>
         <w:pStyle w:val="Heading3"/>
       </w:pPr>
-      <w:bookmarkStart w:id="28" w:name="upload-moderation-workflow"/>
-      <w:bookmarkEnd w:id="27"/>
       <w:r>
         <w:t>Upload &amp; Moderation Workflow</w:t>
       </w:r>
@@ -2100,10 +2446,6 @@
     <w:p>
       <w:pPr>
         <w:pStyle w:val="Compact"/>
-        <w:numPr>
-          <w:ilvl w:val="0"/>
-          <w:numId w:val="23"/>
-        </w:numPr>
       </w:pPr>
       <w:r>
         <w:t>Student uploads a question file (PDF/image) with metadata</w:t>
@@ -2112,10 +2454,6 @@
     <w:p>
       <w:pPr>
         <w:pStyle w:val="Compact"/>
-        <w:numPr>
-          <w:ilvl w:val="0"/>
-          <w:numId w:val="23"/>
-        </w:numPr>
       </w:pPr>
       <w:r>
         <w:t>File is stored securely (not yet public)</w:t>
@@ -2124,10 +2462,6 @@
     <w:p>
       <w:pPr>
         <w:pStyle w:val="Compact"/>
-        <w:numPr>
-          <w:ilvl w:val="0"/>
-          <w:numId w:val="23"/>
-        </w:numPr>
       </w:pPr>
       <w:r>
         <w:t>AI moderation runs checks (relevance, clarity, quality, profanity)</w:t>
@@ -2136,22 +2470,14 @@
     <w:p>
       <w:pPr>
         <w:pStyle w:val="Compact"/>
-        <w:numPr>
-          <w:ilvl w:val="0"/>
-          <w:numId w:val="23"/>
-        </w:numPr>
-      </w:pPr>
-      <w:r>
-        <w:t>If approved → question goes live immediately, student gets email</w:t>
-      </w:r>
-    </w:p>
-    <w:p>
-      <w:pPr>
-        <w:pStyle w:val="Compact"/>
-        <w:numPr>
-          <w:ilvl w:val="0"/>
-          <w:numId w:val="23"/>
-        </w:numPr>
+      </w:pPr>
+      <w:r>
+        <w:t>If approved → question goes live immediately, images compressed, student gets email + in-app notification</w:t>
+      </w:r>
+    </w:p>
+    <w:p>
+      <w:pPr>
+        <w:pStyle w:val="Compact"/>
       </w:pPr>
       <w:r>
         <w:t>If flagged → admin reviews manually, approves or rejects</w:t>
@@ -2160,21 +2486,15 @@
     <w:p>
       <w:pPr>
         <w:pStyle w:val="Compact"/>
-        <w:numPr>
-          <w:ilvl w:val="0"/>
-          <w:numId w:val="23"/>
-        </w:numPr>
-      </w:pPr>
-      <w:r>
-        <w:t>If rejected → student gets email with reason</w:t>
-      </w:r>
-    </w:p>
-    <w:p>
-      <w:pPr>
-        <w:pStyle w:val="Heading3"/>
-      </w:pPr>
-      <w:bookmarkStart w:id="29" w:name="upload-obligation-workflow"/>
-      <w:bookmarkEnd w:id="28"/>
+      </w:pPr>
+      <w:r>
+        <w:t>If rejected → student gets email with reason + in-app notification</w:t>
+      </w:r>
+    </w:p>
+    <w:p>
+      <w:pPr>
+        <w:pStyle w:val="Heading3"/>
+      </w:pPr>
       <w:r>
         <w:t>Upload Obligation Workflow</w:t>
       </w:r>
@@ -2182,10 +2502,6 @@
     <w:p>
       <w:pPr>
         <w:pStyle w:val="Compact"/>
-        <w:numPr>
-          <w:ilvl w:val="0"/>
-          <w:numId w:val="24"/>
-        </w:numPr>
       </w:pPr>
       <w:r>
         <w:t>System tracks the date of each student’s last upload</w:t>
@@ -2194,22 +2510,14 @@
     <w:p>
       <w:pPr>
         <w:pStyle w:val="Compact"/>
-        <w:numPr>
-          <w:ilvl w:val="0"/>
-          <w:numId w:val="24"/>
-        </w:numPr>
-      </w:pPr>
-      <w:r>
-        <w:t>If a configuration setting (e.g. 30 days) is exceeded → student is locked</w:t>
-      </w:r>
-    </w:p>
-    <w:p>
-      <w:pPr>
-        <w:pStyle w:val="Compact"/>
-        <w:numPr>
-          <w:ilvl w:val="0"/>
-          <w:numId w:val="24"/>
-        </w:numPr>
+      </w:pPr>
+      <w:r>
+        <w:t>If a configuration setting (e.g. 30 days) is exceeded → student is locked</w:t>
+      </w:r>
+    </w:p>
+    <w:p>
+      <w:pPr>
+        <w:pStyle w:val="Compact"/>
       </w:pPr>
       <w:r>
         <w:t>Locked student sees an “Upload Wall” instead of normal pages</w:t>
@@ -2218,10 +2526,6 @@
     <w:p>
       <w:pPr>
         <w:pStyle w:val="Compact"/>
-        <w:numPr>
-          <w:ilvl w:val="0"/>
-          <w:numId w:val="24"/>
-        </w:numPr>
       </w:pPr>
       <w:r>
         <w:t>Student must upload at least one question to unlock</w:t>
@@ -2230,10 +2534,6 @@
     <w:p>
       <w:pPr>
         <w:pStyle w:val="Compact"/>
-        <w:numPr>
-          <w:ilvl w:val="0"/>
-          <w:numId w:val="24"/>
-        </w:numPr>
       </w:pPr>
       <w:r>
         <w:t>Once uploaded, access is restored immediately</w:t>
@@ -2243,8 +2543,6 @@
       <w:pPr>
         <w:pStyle w:val="Heading3"/>
       </w:pPr>
-      <w:bookmarkStart w:id="30" w:name="admin-moderation-workflow"/>
-      <w:bookmarkEnd w:id="29"/>
       <w:r>
         <w:t>Admin Moderation Workflow</w:t>
       </w:r>
@@ -2252,10 +2550,6 @@
     <w:p>
       <w:pPr>
         <w:pStyle w:val="Compact"/>
-        <w:numPr>
-          <w:ilvl w:val="0"/>
-          <w:numId w:val="25"/>
-        </w:numPr>
       </w:pPr>
       <w:r>
         <w:t>Admin logs in via secret URL</w:t>
@@ -2264,10 +2558,6 @@
     <w:p>
       <w:pPr>
         <w:pStyle w:val="Compact"/>
-        <w:numPr>
-          <w:ilvl w:val="0"/>
-          <w:numId w:val="25"/>
-        </w:numPr>
       </w:pPr>
       <w:r>
         <w:t>Dashboard shows stats and pending items</w:t>
@@ -2276,10 +2566,6 @@
     <w:p>
       <w:pPr>
         <w:pStyle w:val="Compact"/>
-        <w:numPr>
-          <w:ilvl w:val="0"/>
-          <w:numId w:val="25"/>
-        </w:numPr>
       </w:pPr>
       <w:r>
         <w:t>Admin reviews flagged questions (preview file + AI report)</w:t>
@@ -2288,10 +2574,6 @@
     <w:p>
       <w:pPr>
         <w:pStyle w:val="Compact"/>
-        <w:numPr>
-          <w:ilvl w:val="0"/>
-          <w:numId w:val="25"/>
-        </w:numPr>
       </w:pPr>
       <w:r>
         <w:t>Approves or rejects each question with optional note</w:t>
@@ -2300,17 +2582,154 @@
     <w:p>
       <w:pPr>
         <w:pStyle w:val="Compact"/>
-        <w:numPr>
-          <w:ilvl w:val="0"/>
-          <w:numId w:val="25"/>
-        </w:numPr>
-      </w:pPr>
-      <w:r>
-        <w:t>Student is notified via email of the decision</w:t>
-      </w:r>
-      <w:bookmarkEnd w:id="0"/>
-      <w:bookmarkEnd w:id="26"/>
-      <w:bookmarkEnd w:id="30"/>
+      </w:pPr>
+      <w:r>
+        <w:t>Student is notified via email and in-app notification of the decision</w:t>
+      </w:r>
+    </w:p>
+    <w:p>
+      <w:pPr>
+        <w:pStyle w:val="Heading3"/>
+      </w:pPr>
+      <w:r>
+        <w:t>Shared Course Vote Workflow</w:t>
+      </w:r>
+    </w:p>
+    <w:p>
+      <w:pPr>
+        <w:pStyle w:val="Compact"/>
+      </w:pPr>
+      <w:r>
+        <w:t>Student requests to join or leave a shared course</w:t>
+      </w:r>
+    </w:p>
+    <w:p>
+      <w:pPr>
+        <w:pStyle w:val="Compact"/>
+      </w:pPr>
+      <w:r>
+        <w:t>Other programme-mates at the same level receive in-app notifications to vote</w:t>
+      </w:r>
+    </w:p>
+    <w:p>
+      <w:pPr>
+        <w:pStyle w:val="Compact"/>
+      </w:pPr>
+      <w:r>
+        <w:t>When 2 approvals or 2 rejections are cast, the request is resolved</w:t>
+      </w:r>
+    </w:p>
+    <w:p>
+      <w:pPr>
+        <w:pStyle w:val="Compact"/>
+      </w:pPr>
+      <w:r>
+        <w:t>All involved students get in-app notifications of the outcome</w:t>
+      </w:r>
+    </w:p>
+    <w:p>
+      <w:pPr>
+        <w:pStyle w:val="Heading3"/>
+      </w:pPr>
+      <w:r>
+        <w:t>Broadcast Email Workflow</w:t>
+      </w:r>
+    </w:p>
+    <w:p>
+      <w:pPr>
+        <w:pStyle w:val="Compact"/>
+      </w:pPr>
+      <w:r>
+        <w:t>Admin composes a broadcast in the admin panel</w:t>
+      </w:r>
+    </w:p>
+    <w:p>
+      <w:pPr>
+        <w:pStyle w:val="Compact"/>
+      </w:pPr>
+      <w:r>
+        <w:t>Optional: filter by faculty, programme, level, or specific students</w:t>
+      </w:r>
+    </w:p>
+    <w:p>
+      <w:pPr>
+        <w:pStyle w:val="Compact"/>
+      </w:pPr>
+      <w:r>
+        <w:t>Write subject and body with HTML toolbar and personalisation placeholders</w:t>
+      </w:r>
+    </w:p>
+    <w:p>
+      <w:pPr>
+        <w:pStyle w:val="Compact"/>
+      </w:pPr>
+      <w:r>
+        <w:t>Preview shows estimated recipient count</w:t>
+      </w:r>
+    </w:p>
+    <w:p>
+      <w:pPr>
+        <w:pStyle w:val="Compact"/>
+      </w:pPr>
+      <w:r>
+        <w:t>Sending uses three-provider cascade (Resend → Brevo → Mailjet)</w:t>
+      </w:r>
+    </w:p>
+    <w:p>
+      <w:pPr>
+        <w:pStyle w:val="Compact"/>
+      </w:pPr>
+      <w:r>
+        <w:t>History of all past broadcasts is saved for reference</w:t>
+      </w:r>
+    </w:p>
+    <w:p>
+      <w:pPr>
+        <w:pStyle w:val="Heading3"/>
+      </w:pPr>
+      <w:r>
+        <w:t>Course Ownership Setting Workflow</w:t>
+      </w:r>
+    </w:p>
+    <w:p>
+      <w:pPr>
+        <w:pStyle w:val="Compact"/>
+      </w:pPr>
+      <w:r>
+        <w:t>Admin selects a course’s scope: Departmental, Shared, or General</w:t>
+      </w:r>
+    </w:p>
+    <w:p>
+      <w:pPr>
+        <w:pStyle w:val="Compact"/>
+      </w:pPr>
+      <w:r>
+        <w:t>If General → programme_id is cleared, course has no owning programme</w:t>
+      </w:r>
+    </w:p>
+    <w:p>
+      <w:pPr>
+        <w:pStyle w:val="Compact"/>
+      </w:pPr>
+      <w:r>
+        <w:t>If Departmental or Shared → a programme ownership select appears</w:t>
+      </w:r>
+    </w:p>
+    <w:p>
+      <w:pPr>
+        <w:pStyle w:val="Compact"/>
+      </w:pPr>
+      <w:r>
+        <w:t>Admin picks the owning programme from the dropdown</w:t>
+      </w:r>
+    </w:p>
+    <w:p>
+      <w:pPr>
+        <w:pStyle w:val="Compact"/>
+      </w:pPr>
+      <w:r>
+        <w:t>Scope and programme_id are saved together to the database</w:t>
+      </w:r>
     </w:p>
     <w:sectPr>
       <w:pgSz w:w="12240" w:h="15840"/>
